--- a/documents/3as/modhakirat/modhakira_wahda7_3as.docx
+++ b/documents/3as/modhakirat/modhakira_wahda7_3as.docx
@@ -54,7 +54,7 @@
                 <w:szCs w:val="30"/>
                 <w:rtl/>
               </w:rPr>
-              <w:t xml:space="preserve">السنة الثالثة ثانوي – علوم تجريبية</w:t>
+              <w:t xml:space="preserve">السنة الثالثة ثانوي – علوم تجريبية ، رياضيات ، تقني رياضي</w:t>
             </w:r>
           </w:p>
           <w:p>
@@ -70,7 +70,7 @@
                 <w:szCs w:val="30"/>
                 <w:rtl/>
               </w:rPr>
-              <w:t xml:space="preserve">9 مذكرات (18 ساعة) – السنة الدراسية 2026-2027</w:t>
+              <w:t xml:space="preserve">11 مذكرة (22 ساعة) ، منها 2 لشعبتي رياضيات وتقني رياضي – 2026-2027</w:t>
             </w:r>
           </w:p>
         </w:tc>
@@ -194,7 +194,27 @@
               <w:rPr>
                 <w:rtl/>
               </w:rPr>
-              <w:t xml:space="preserve">التوفيقات وتطبيقاتها في الاحتمالات.</w:t>
+              <w:t xml:space="preserve">القوائم والترتيبات</w:t>
+            </w:r>
+            <w:r>
+              <w:rPr>
+                <w:rtl/>
+              </w:rPr>
+              <w:t xml:space="preserve"> </w:t>
+            </w:r>
+            <w:r>
+              <w:rPr>
+                <w:b/>
+                <w:bCs/>
+                <w:rtl/>
+              </w:rPr>
+              <w:t xml:space="preserve">(رياضيات وتقني رياضي)</w:t>
+            </w:r>
+            <w:r>
+              <w:rPr>
+                <w:rtl/>
+              </w:rPr>
+              <w:t xml:space="preserve">.</w:t>
             </w:r>
           </w:p>
           <w:p>
@@ -209,7 +229,27 @@
               <w:rPr>
                 <w:rtl/>
               </w:rPr>
-              <w:t xml:space="preserve">دستور ثنائي الحد.</w:t>
+              <w:t xml:space="preserve">التبديلات واختيار أداة العد</w:t>
+            </w:r>
+            <w:r>
+              <w:rPr>
+                <w:rtl/>
+              </w:rPr>
+              <w:t xml:space="preserve"> </w:t>
+            </w:r>
+            <w:r>
+              <w:rPr>
+                <w:b/>
+                <w:bCs/>
+                <w:rtl/>
+              </w:rPr>
+              <w:t xml:space="preserve">(رياضيات وتقني رياضي)</w:t>
+            </w:r>
+            <w:r>
+              <w:rPr>
+                <w:rtl/>
+              </w:rPr>
+              <w:t xml:space="preserve">.</w:t>
             </w:r>
           </w:p>
           <w:p>
@@ -224,7 +264,7 @@
               <w:rPr>
                 <w:rtl/>
               </w:rPr>
-              <w:t xml:space="preserve">الاحتمالات الشرطية.</w:t>
+              <w:t xml:space="preserve">التوفيقات وتطبيقاتها في الاحتمالات.</w:t>
             </w:r>
           </w:p>
           <w:p>
@@ -239,7 +279,7 @@
               <w:rPr>
                 <w:rtl/>
               </w:rPr>
-              <w:t xml:space="preserve">شجرة الاحتمالات ، دستور الاحتمالات الكلية.</w:t>
+              <w:t xml:space="preserve">دستور ثنائي الحد.</w:t>
             </w:r>
           </w:p>
           <w:p>
@@ -254,7 +294,7 @@
               <w:rPr>
                 <w:rtl/>
               </w:rPr>
-              <w:t xml:space="preserve">الحوادث المستقلة.</w:t>
+              <w:t xml:space="preserve">الاحتمالات الشرطية.</w:t>
             </w:r>
           </w:p>
           <w:p>
@@ -269,6 +309,36 @@
               <w:rPr>
                 <w:rtl/>
               </w:rPr>
+              <w:t xml:space="preserve">شجرة الاحتمالات ، دستور الاحتمالات الكلية.</w:t>
+            </w:r>
+          </w:p>
+          <w:p>
+            <w:pPr>
+              <w:numPr>
+                <w:ilvl w:val="0"/>
+                <w:numId w:val="1001"/>
+              </w:numPr>
+              <w:bidi/>
+            </w:pPr>
+            <w:r>
+              <w:rPr>
+                <w:rtl/>
+              </w:rPr>
+              <w:t xml:space="preserve">الحوادث المستقلة.</w:t>
+            </w:r>
+          </w:p>
+          <w:p>
+            <w:pPr>
+              <w:numPr>
+                <w:ilvl w:val="0"/>
+                <w:numId w:val="1001"/>
+              </w:numPr>
+              <w:bidi/>
+            </w:pPr>
+            <w:r>
+              <w:rPr>
+                <w:rtl/>
+              </w:rPr>
               <w:t xml:space="preserve">النمذجة والمحاكاة: تلاؤم معطيات مع نموذج.</w:t>
             </w:r>
           </w:p>
@@ -280,7 +350,7 @@
               <w:rPr>
                 <w:rtl/>
               </w:rPr>
-              <w:t xml:space="preserve">مراجع النشاطات والتمارين: الكتاب المدرسي للسنة الثالثة ثانوي ، الجزء الثاني (باب الاحتمالات: نشاط ص 201 ، تمارين ص 219–224). شعبة العلوم التجريبية: التوفيقات ودستور ثنائي الحد فقط في العد ؛ شعبتا رياضيات وتقني رياضي تضيفان القوائم والترتيبات والتبديلات.</w:t>
+              <w:t xml:space="preserve">مراجع النشاطات والتمارين: الكتاب المدرسي للسنة الثالثة ثانوي ، الجزء الثاني (باب الاحتمالات: نشاط ص 201 ، تمارين ص 219–224). المذكرتان 49 و 50 خاصتان بشعبتي رياضيات وتقني رياضي (القوائم ، الترتيبات ، التبديلات) ؛ شعبة العلوم التجريبية تكتفي بالتوفيقات ودستور ثنائي الحد.</w:t>
             </w:r>
           </w:p>
         </w:tc>
@@ -3415,7 +3485,7 @@
                     <a:graphicData uri="http://schemas.openxmlformats.org/drawingml/2006/picture">
                       <pic:pic>
                         <pic:nvPicPr>
-                          <pic:cNvPr id="0" name="351ec372b385d1ac.png"/>
+                          <pic:cNvPr id="0" name="bd2af78aa0419148.png"/>
                           <pic:cNvPicPr/>
                         </pic:nvPicPr>
                         <pic:blipFill>
@@ -5794,7 +5864,7 @@
                     <w:rPr>
                       <w:rtl/>
                     </w:rPr>
-                    <w:t xml:space="preserve">3 ع ت</w:t>
+                    <w:t xml:space="preserve">3 ر / 3 ت ر</w:t>
                   </w:r>
                 </w:p>
               </w:tc>
@@ -6010,7 +6080,7 @@
                     <w:rPr>
                       <w:rtl/>
                     </w:rPr>
-                    <w:t xml:space="preserve">التوفيقات وتطبيقاتها في الاحتمالات</w:t>
+                    <w:t xml:space="preserve">القوائم والترتيبات (شعبتا رياضيات وتقني رياضي)</w:t>
                   </w:r>
                 </w:p>
               </w:tc>
@@ -6080,7 +6150,7 @@
               <w:rPr>
                 <w:rtl/>
               </w:rPr>
-              <w:t xml:space="preserve">حساب التوفيقات وتوظيفها في السحب في آن واحد.</w:t>
+              <w:t xml:space="preserve">عدّ القوائم والترتيبات ، وتوظيفها في السحب على التوالي بإرجاع ودون إرجاع.</w:t>
             </w:r>
           </w:p>
         </w:tc>
@@ -6105,6 +6175,3584 @@
               <w:numPr>
                 <w:ilvl w:val="0"/>
                 <w:numId w:val="1009"/>
+              </w:numPr>
+              <w:bidi/>
+              <w:jc w:val="left"/>
+            </w:pPr>
+            <w:r>
+              <w:rPr>
+                <w:rtl/>
+              </w:rPr>
+              <w:t xml:space="preserve">المبدأ الأساسي للعد.</w:t>
+            </w:r>
+          </w:p>
+        </w:tc>
+      </w:tr>
+    </w:tbl>
+    <w:p>
+      <w:pPr>
+        <w:bidi/>
+        <w:spacing w:before="120"/>
+      </w:pPr>
+      <w:r>
+        <w:rPr>
+          <w:b/>
+          <w:bCs/>
+          <w:rtl/>
+        </w:rPr>
+        <w:t xml:space="preserve">الوسائل:</w:t>
+      </w:r>
+      <w:r>
+        <w:rPr>
+          <w:rtl/>
+        </w:rPr>
+        <w:t xml:space="preserve"> </w:t>
+      </w:r>
+      <w:r>
+        <w:rPr>
+          <w:rtl/>
+        </w:rPr>
+        <w:t xml:space="preserve">المنهاج ، الكتاب المدرسي (الجزء الثاني) ، مراجع ، الحاسبة.</w:t>
+      </w:r>
+    </w:p>
+    <w:tbl>
+      <w:tblPr>
+        <w:tblStyle w:val="Table"/>
+        <w:tblW w:w="7681" w:type="dxa"/>
+        <w:jc w:val="center"/>
+        <w:tblBorders>
+          <w:top w:val="single" w:sz="4" w:space="0" w:color="000000"/>
+          <w:left w:val="single" w:sz="4" w:space="0" w:color="000000"/>
+          <w:bottom w:val="single" w:sz="4" w:space="0" w:color="000000"/>
+          <w:right w:val="single" w:sz="4" w:space="0" w:color="000000"/>
+          <w:insideH w:val="single" w:sz="4" w:space="0" w:color="000000"/>
+          <w:insideV w:val="single" w:sz="4" w:space="0" w:color="000000"/>
+        </w:tblBorders>
+        <w:tblLook w:firstRow="0" w:lastRow="0" w:firstColumn="0" w:lastColumn="0" w:noHBand="0" w:noVBand="0" w:val="0000"/>
+      </w:tblPr>
+      <w:tblGrid>
+        <w:gridCol w:w="1188"/>
+        <w:gridCol w:w="712"/>
+        <w:gridCol w:w="4593"/>
+        <w:gridCol w:w="1188"/>
+      </w:tblGrid>
+      <w:tr>
+        <w:tc>
+          <w:tcPr>
+            <w:shd w:val="clear" w:color="auto" w:fill="E4E7ED"/>
+          </w:tcPr>
+          <w:p>
+            <w:pPr>
+              <w:pStyle w:val="Compact"/>
+              <w:bidi/>
+              <w:jc w:val="left"/>
+            </w:pPr>
+            <w:r>
+              <w:rPr>
+                <w:rtl/>
+              </w:rPr>
+              <w:t xml:space="preserve"/>
+            </w:r>
+            <w:r>
+              <w:rPr>
+                <w:b/>
+                <w:bCs/>
+                <w:rtl/>
+              </w:rPr>
+              <w:t xml:space="preserve">توجيهات وتعاليق</w:t>
+            </w:r>
+          </w:p>
+        </w:tc>
+        <w:tc>
+          <w:tcPr>
+            <w:shd w:val="clear" w:color="auto" w:fill="E4E7ED"/>
+          </w:tcPr>
+          <w:p>
+            <w:pPr>
+              <w:pStyle w:val="Compact"/>
+              <w:bidi/>
+              <w:jc w:val="left"/>
+            </w:pPr>
+            <w:r>
+              <w:rPr>
+                <w:b/>
+                <w:bCs/>
+                <w:rtl/>
+              </w:rPr>
+              <w:t xml:space="preserve">المدة</w:t>
+            </w:r>
+          </w:p>
+        </w:tc>
+        <w:tc>
+          <w:tcPr>
+            <w:shd w:val="clear" w:color="auto" w:fill="E4E7ED"/>
+          </w:tcPr>
+          <w:p>
+            <w:pPr>
+              <w:pStyle w:val="Compact"/>
+              <w:bidi/>
+              <w:jc w:val="left"/>
+            </w:pPr>
+            <w:r>
+              <w:rPr>
+                <w:b/>
+                <w:bCs/>
+                <w:rtl/>
+              </w:rPr>
+              <w:t xml:space="preserve">سير الحصة</w:t>
+            </w:r>
+          </w:p>
+        </w:tc>
+        <w:tc>
+          <w:tcPr>
+            <w:shd w:val="clear" w:color="auto" w:fill="E4E7ED"/>
+          </w:tcPr>
+          <w:p>
+            <w:pPr>
+              <w:pStyle w:val="Compact"/>
+              <w:bidi/>
+              <w:jc w:val="left"/>
+            </w:pPr>
+            <w:r>
+              <w:rPr>
+                <w:b/>
+                <w:bCs/>
+                <w:rtl/>
+              </w:rPr>
+              <w:t xml:space="preserve">مراحل الحصة</w:t>
+            </w:r>
+          </w:p>
+        </w:tc>
+      </w:tr>
+      <w:tr>
+        <w:tc>
+          <w:tcPr/>
+          <w:p>
+            <w:pPr>
+              <w:pStyle w:val="Compact"/>
+              <w:bidi/>
+              <w:jc w:val="left"/>
+            </w:pPr>
+            <w:r>
+              <w:rPr>
+                <w:rtl/>
+              </w:rPr>
+              <w:t xml:space="preserve">وضعيتان يوميتان.</w:t>
+            </w:r>
+          </w:p>
+        </w:tc>
+        <w:tc>
+          <w:tcPr/>
+          <w:p>
+            <w:pPr>
+              <w:pStyle w:val="Compact"/>
+              <w:bidi/>
+              <w:jc w:val="left"/>
+            </w:pPr>
+            <w:r>
+              <w:rPr>
+                <w:rtl/>
+              </w:rPr>
+              <w:t xml:space="preserve">10 د</w:t>
+            </w:r>
+          </w:p>
+        </w:tc>
+        <w:tc>
+          <w:tcPr/>
+          <w:p>
+            <w:pPr>
+              <w:pStyle w:val="Compact"/>
+              <w:bidi/>
+              <w:jc w:val="left"/>
+            </w:pPr>
+            <w:r>
+              <w:rPr>
+                <w:b/>
+                <w:bCs/>
+                <w:rtl/>
+              </w:rPr>
+              <w:t xml:space="preserve">التهيئة النفسية:</w:t>
+            </w:r>
+            <w:r>
+              <w:rPr>
+                <w:rtl/>
+              </w:rPr>
+              <w:t xml:space="preserve"> </w:t>
+            </w:r>
+            <w:r>
+              <w:rPr>
+                <w:rtl/>
+              </w:rPr>
+              <w:t xml:space="preserve">كم كلمة من</w:t>
+            </w:r>
+            <w:r>
+              <w:rPr>
+                <w:rtl/>
+              </w:rPr>
+              <w:t xml:space="preserve"> </w:t>
+            </w:r>
+            <m:oMath>
+              <m:r>
+                <m:t>3</m:t>
+              </m:r>
+            </m:oMath>
+            <w:r>
+              <w:rPr>
+                <w:rtl/>
+              </w:rPr>
+              <w:t xml:space="preserve"> </w:t>
+            </w:r>
+            <w:r>
+              <w:rPr>
+                <w:rtl/>
+              </w:rPr>
+              <w:t xml:space="preserve">حروف (لها معنى أو لا) يمكن كتابتها بالحروف اللاتينية؟ وكم منصة تتويج ممكنة في سباق من</w:t>
+            </w:r>
+            <w:r>
+              <w:rPr>
+                <w:rtl/>
+              </w:rPr>
+              <w:t xml:space="preserve"> </w:t>
+            </w:r>
+            <m:oMath>
+              <m:r>
+                <m:t>8</m:t>
+              </m:r>
+            </m:oMath>
+            <w:r>
+              <w:rPr>
+                <w:rtl/>
+              </w:rPr>
+              <w:t xml:space="preserve"> </w:t>
+            </w:r>
+            <w:r>
+              <w:rPr>
+                <w:rtl/>
+              </w:rPr>
+              <w:t xml:space="preserve">عدائين؟</w:t>
+            </w:r>
+          </w:p>
+        </w:tc>
+        <w:tc>
+          <w:tcPr>
+            <w:shd w:val="clear" w:color="auto" w:fill="E4E7ED"/>
+          </w:tcPr>
+          <w:p>
+            <w:pPr>
+              <w:pStyle w:val="Compact"/>
+              <w:bidi/>
+              <w:jc w:val="left"/>
+            </w:pPr>
+            <w:r>
+              <w:rPr>
+                <w:rtl/>
+              </w:rPr>
+              <w:t xml:space="preserve"/>
+            </w:r>
+            <w:r>
+              <w:rPr>
+                <w:b/>
+                <w:bCs/>
+                <w:rtl/>
+              </w:rPr>
+              <w:t xml:space="preserve">مرحلة الانطلاق</w:t>
+            </w:r>
+          </w:p>
+        </w:tc>
+      </w:tr>
+      <w:tr>
+        <w:tc>
+          <w:tcPr/>
+          <w:p>
+            <w:pPr>
+              <w:pStyle w:val="Compact"/>
+              <w:bidi/>
+              <w:jc w:val="left"/>
+            </w:pPr>
+            <w:r>
+              <w:rPr>
+                <w:rtl/>
+              </w:rPr>
+              <w:t xml:space="preserve">التمييز مرتب / غير مرتب.</w:t>
+            </w:r>
+          </w:p>
+        </w:tc>
+        <w:tc>
+          <w:tcPr/>
+          <w:p>
+            <w:pPr>
+              <w:pStyle w:val="Compact"/>
+              <w:bidi/>
+              <w:jc w:val="left"/>
+            </w:pPr>
+            <w:r>
+              <w:rPr>
+                <w:rtl/>
+              </w:rPr>
+              <w:t xml:space="preserve">35 د</w:t>
+            </w:r>
+          </w:p>
+        </w:tc>
+        <w:tc>
+          <w:tcPr/>
+          <w:p>
+            <w:pPr>
+              <w:bidi/>
+              <w:jc w:val="left"/>
+            </w:pPr>
+            <w:r>
+              <w:rPr>
+                <w:b/>
+                <w:bCs/>
+                <w:rtl/>
+              </w:rPr>
+              <w:t xml:space="preserve">[وضعية مقترحة]</w:t>
+            </w:r>
+          </w:p>
+          <w:p>
+            <w:pPr>
+              <w:bidi/>
+              <w:jc w:val="left"/>
+            </w:pPr>
+            <w:r>
+              <w:rPr>
+                <w:rtl/>
+              </w:rPr>
+              <w:t xml:space="preserve">✓ الكلمة: الترتيب مهم والتكرار ممكن:</w:t>
+            </w:r>
+            <w:r>
+              <w:rPr>
+                <w:rtl/>
+              </w:rPr>
+              <w:t xml:space="preserve"> </w:t>
+            </w:r>
+            <m:oMath>
+              <m:r>
+                <m:t>26</m:t>
+              </m:r>
+              <m:r>
+                <m:rPr>
+                  <m:sty m:val="p"/>
+                </m:rPr>
+                <m:t>×</m:t>
+              </m:r>
+              <m:r>
+                <m:t>26</m:t>
+              </m:r>
+              <m:r>
+                <m:rPr>
+                  <m:sty m:val="p"/>
+                </m:rPr>
+                <m:t>×</m:t>
+              </m:r>
+              <m:r>
+                <m:t>26</m:t>
+              </m:r>
+              <m:r>
+                <m:rPr>
+                  <m:sty m:val="p"/>
+                </m:rPr>
+                <m:t>=</m:t>
+              </m:r>
+              <m:sSup>
+                <m:e>
+                  <m:r>
+                    <m:t>26</m:t>
+                  </m:r>
+                </m:e>
+                <m:sup>
+                  <m:r>
+                    <m:t>3</m:t>
+                  </m:r>
+                </m:sup>
+              </m:sSup>
+            </m:oMath>
+            <w:r>
+              <w:rPr>
+                <w:rtl/>
+              </w:rPr>
+              <w:t xml:space="preserve">.</w:t>
+            </w:r>
+          </w:p>
+          <w:p>
+            <w:pPr>
+              <w:bidi/>
+              <w:jc w:val="left"/>
+            </w:pPr>
+            <w:r>
+              <w:rPr>
+                <w:rtl/>
+              </w:rPr>
+              <w:t xml:space="preserve">✓ المنصة: الترتيب مهم ولا تكرار:</w:t>
+            </w:r>
+            <w:r>
+              <w:rPr>
+                <w:rtl/>
+              </w:rPr>
+              <w:t xml:space="preserve"> </w:t>
+            </w:r>
+            <m:oMath>
+              <m:r>
+                <m:t>8</m:t>
+              </m:r>
+              <m:r>
+                <m:rPr>
+                  <m:sty m:val="p"/>
+                </m:rPr>
+                <m:t>×</m:t>
+              </m:r>
+              <m:r>
+                <m:t>7</m:t>
+              </m:r>
+              <m:r>
+                <m:rPr>
+                  <m:sty m:val="p"/>
+                </m:rPr>
+                <m:t>×</m:t>
+              </m:r>
+              <m:r>
+                <m:t>6</m:t>
+              </m:r>
+              <m:r>
+                <m:rPr>
+                  <m:sty m:val="p"/>
+                </m:rPr>
+                <m:t>=</m:t>
+              </m:r>
+              <m:r>
+                <m:t>336</m:t>
+              </m:r>
+            </m:oMath>
+            <w:r>
+              <w:rPr>
+                <w:rtl/>
+              </w:rPr>
+              <w:t xml:space="preserve">.</w:t>
+            </w:r>
+          </w:p>
+        </w:tc>
+        <w:tc>
+          <w:tcPr>
+            <w:shd w:val="clear" w:color="auto" w:fill="E4E7ED"/>
+          </w:tcPr>
+          <w:p>
+            <w:pPr>
+              <w:pStyle w:val="Compact"/>
+              <w:bidi/>
+              <w:jc w:val="left"/>
+            </w:pPr>
+            <w:r>
+              <w:rPr>
+                <w:rtl/>
+              </w:rPr>
+              <w:t xml:space="preserve"/>
+            </w:r>
+            <w:r>
+              <w:rPr>
+                <w:b/>
+                <w:bCs/>
+                <w:rtl/>
+              </w:rPr>
+              <w:t xml:space="preserve">التشخيص والاكتشاف</w:t>
+            </w:r>
+          </w:p>
+        </w:tc>
+      </w:tr>
+      <w:tr>
+        <w:tc>
+          <w:tcPr/>
+          <w:p>
+            <w:pPr>
+              <w:pStyle w:val="Compact"/>
+              <w:bidi/>
+              <w:jc w:val="left"/>
+            </w:pPr>
+            <w:r>
+              <w:rPr>
+                <w:rtl/>
+              </w:rPr>
+              <w:t xml:space="preserve">الحاسبة (nPr).</w:t>
+            </w:r>
+          </w:p>
+        </w:tc>
+        <w:tc>
+          <w:tcPr/>
+          <w:p>
+            <w:pPr>
+              <w:pStyle w:val="Compact"/>
+              <w:bidi/>
+              <w:jc w:val="left"/>
+            </w:pPr>
+            <w:r>
+              <w:rPr>
+                <w:rtl/>
+              </w:rPr>
+              <w:t xml:space="preserve">50 د</w:t>
+            </w:r>
+          </w:p>
+        </w:tc>
+        <w:tc>
+          <w:tcPr/>
+          <w:p>
+            <w:pPr>
+              <w:bidi/>
+              <w:jc w:val="left"/>
+            </w:pPr>
+            <w:r>
+              <w:rPr>
+                <w:b/>
+                <w:bCs/>
+                <w:rtl/>
+              </w:rPr>
+              <w:t xml:space="preserve">[القائمة]</w:t>
+            </w:r>
+            <w:r>
+              <w:rPr>
+                <w:rtl/>
+              </w:rPr>
+              <w:t xml:space="preserve"> قائمة ذات</w:t>
+            </w:r>
+            <w:r>
+              <w:rPr>
+                <w:rtl/>
+              </w:rPr>
+              <w:t xml:space="preserve"> </w:t>
+            </w:r>
+            <m:oMath>
+              <m:r>
+                <m:t>p</m:t>
+              </m:r>
+            </m:oMath>
+            <w:r>
+              <w:rPr>
+                <w:rtl/>
+              </w:rPr>
+              <w:t xml:space="preserve"> </w:t>
+            </w:r>
+            <w:r>
+              <w:rPr>
+                <w:rtl/>
+              </w:rPr>
+              <w:t xml:space="preserve">عنصراً من مجموعة ذات</w:t>
+            </w:r>
+            <w:r>
+              <w:rPr>
+                <w:rtl/>
+              </w:rPr>
+              <w:t xml:space="preserve"> </w:t>
+            </w:r>
+            <m:oMath>
+              <m:r>
+                <m:t>n</m:t>
+              </m:r>
+            </m:oMath>
+            <w:r>
+              <w:rPr>
+                <w:rtl/>
+              </w:rPr>
+              <w:t xml:space="preserve"> </w:t>
+            </w:r>
+            <w:r>
+              <w:rPr>
+                <w:rtl/>
+              </w:rPr>
+              <w:t xml:space="preserve">عنصراً: عددها</w:t>
+            </w:r>
+            <w:r>
+              <w:rPr>
+                <w:rtl/>
+              </w:rPr>
+              <w:t xml:space="preserve"> </w:t>
+            </w:r>
+            <m:oMath>
+              <m:sSup>
+                <m:e>
+                  <m:r>
+                    <m:t>n</m:t>
+                  </m:r>
+                </m:e>
+                <m:sup>
+                  <m:r>
+                    <m:t>p</m:t>
+                  </m:r>
+                </m:sup>
+              </m:sSup>
+            </m:oMath>
+            <w:r>
+              <w:rPr>
+                <w:rtl/>
+              </w:rPr>
+              <w:t xml:space="preserve"> </w:t>
+            </w:r>
+            <w:r>
+              <w:rPr>
+                <w:rtl/>
+              </w:rPr>
+              <w:t xml:space="preserve">(مرتبة ، بتكرار).</w:t>
+            </w:r>
+          </w:p>
+          <w:p>
+            <w:pPr>
+              <w:bidi/>
+              <w:jc w:val="left"/>
+            </w:pPr>
+            <w:r>
+              <w:rPr>
+                <w:b/>
+                <w:bCs/>
+                <w:rtl/>
+              </w:rPr>
+              <w:t xml:space="preserve">[الترتيبة]</w:t>
+            </w:r>
+            <w:r>
+              <w:rPr>
+                <w:rtl/>
+              </w:rPr>
+              <w:t xml:space="preserve"> ترتيبة ذات</w:t>
+            </w:r>
+            <w:r>
+              <w:rPr>
+                <w:rtl/>
+              </w:rPr>
+              <w:t xml:space="preserve"> </w:t>
+            </w:r>
+            <m:oMath>
+              <m:r>
+                <m:t>p</m:t>
+              </m:r>
+            </m:oMath>
+            <w:r>
+              <w:rPr>
+                <w:rtl/>
+              </w:rPr>
+              <w:t xml:space="preserve"> </w:t>
+            </w:r>
+            <w:r>
+              <w:rPr>
+                <w:rtl/>
+              </w:rPr>
+              <w:t xml:space="preserve">عنصراً (</w:t>
+            </w:r>
+            <m:oMath>
+              <m:r>
+                <m:t>p</m:t>
+              </m:r>
+              <m:r>
+                <m:rPr>
+                  <m:sty m:val="p"/>
+                </m:rPr>
+                <m:t>≤</m:t>
+              </m:r>
+              <m:r>
+                <m:t>n</m:t>
+              </m:r>
+            </m:oMath>
+            <w:r>
+              <w:rPr>
+                <w:rtl/>
+              </w:rPr>
+              <w:t xml:space="preserve">): عددها</w:t>
+            </w:r>
+            <w:r>
+              <w:rPr>
+                <w:rtl/>
+              </w:rPr>
+              <w:t xml:space="preserve"> </w:t>
+            </w:r>
+            <m:oMath>
+              <m:sSubSup>
+                <m:e>
+                  <m:r>
+                    <m:t>A</m:t>
+                  </m:r>
+                </m:e>
+                <m:sub>
+                  <m:r>
+                    <m:t>n</m:t>
+                  </m:r>
+                </m:sub>
+                <m:sup>
+                  <m:r>
+                    <m:t>p</m:t>
+                  </m:r>
+                </m:sup>
+              </m:sSubSup>
+              <m:r>
+                <m:rPr>
+                  <m:sty m:val="p"/>
+                </m:rPr>
+                <m:t>=</m:t>
+              </m:r>
+              <m:r>
+                <m:t>n</m:t>
+              </m:r>
+              <m:d>
+                <m:dPr>
+                  <m:begChr m:val="("/>
+                  <m:endChr m:val=")"/>
+                  <m:sepChr m:val=""/>
+                  <m:grow/>
+                </m:dPr>
+                <m:e>
+                  <m:r>
+                    <m:t>n</m:t>
+                  </m:r>
+                  <m:r>
+                    <m:rPr>
+                      <m:sty m:val="p"/>
+                    </m:rPr>
+                    <m:t>−</m:t>
+                  </m:r>
+                  <m:r>
+                    <m:t>1</m:t>
+                  </m:r>
+                </m:e>
+              </m:d>
+              <m:r>
+                <m:rPr>
+                  <m:sty m:val="p"/>
+                </m:rPr>
+                <m:t>⋯</m:t>
+              </m:r>
+              <m:d>
+                <m:dPr>
+                  <m:begChr m:val="("/>
+                  <m:endChr m:val=")"/>
+                  <m:sepChr m:val=""/>
+                  <m:grow/>
+                </m:dPr>
+                <m:e>
+                  <m:r>
+                    <m:t>n</m:t>
+                  </m:r>
+                  <m:r>
+                    <m:rPr>
+                      <m:sty m:val="p"/>
+                    </m:rPr>
+                    <m:t>−</m:t>
+                  </m:r>
+                  <m:r>
+                    <m:t>p</m:t>
+                  </m:r>
+                  <m:r>
+                    <m:rPr>
+                      <m:sty m:val="p"/>
+                    </m:rPr>
+                    <m:t>+</m:t>
+                  </m:r>
+                  <m:r>
+                    <m:t>1</m:t>
+                  </m:r>
+                </m:e>
+              </m:d>
+              <m:r>
+                <m:rPr>
+                  <m:sty m:val="p"/>
+                </m:rPr>
+                <m:t>=</m:t>
+              </m:r>
+              <m:f>
+                <m:fPr>
+                  <m:type m:val="bar"/>
+                </m:fPr>
+                <m:num>
+                  <m:r>
+                    <m:t>n</m:t>
+                  </m:r>
+                  <m:r>
+                    <m:rPr>
+                      <m:sty m:val="p"/>
+                    </m:rPr>
+                    <m:t>!</m:t>
+                  </m:r>
+                </m:num>
+                <m:den>
+                  <m:d>
+                    <m:dPr>
+                      <m:begChr m:val="("/>
+                      <m:endChr m:val=")"/>
+                      <m:sepChr m:val=""/>
+                      <m:grow/>
+                    </m:dPr>
+                    <m:e>
+                      <m:r>
+                        <m:t>n</m:t>
+                      </m:r>
+                      <m:r>
+                        <m:rPr>
+                          <m:sty m:val="p"/>
+                        </m:rPr>
+                        <m:t>−</m:t>
+                      </m:r>
+                      <m:r>
+                        <m:t>p</m:t>
+                      </m:r>
+                    </m:e>
+                  </m:d>
+                  <m:r>
+                    <m:rPr>
+                      <m:sty m:val="p"/>
+                    </m:rPr>
+                    <m:t>!</m:t>
+                  </m:r>
+                </m:den>
+              </m:f>
+            </m:oMath>
+            <w:r>
+              <w:rPr>
+                <w:rtl/>
+              </w:rPr>
+              <w:t xml:space="preserve"> </w:t>
+            </w:r>
+            <w:r>
+              <w:rPr>
+                <w:rtl/>
+              </w:rPr>
+              <w:t xml:space="preserve">(مرتبة ، دون تكرار).</w:t>
+            </w:r>
+          </w:p>
+        </w:tc>
+        <w:tc>
+          <w:tcPr>
+            <w:shd w:val="clear" w:color="auto" w:fill="E4E7ED"/>
+          </w:tcPr>
+          <w:p>
+            <w:pPr>
+              <w:pStyle w:val="Compact"/>
+              <w:bidi/>
+              <w:jc w:val="left"/>
+            </w:pPr>
+            <w:r>
+              <w:rPr>
+                <w:rtl/>
+              </w:rPr>
+              <w:t xml:space="preserve"/>
+            </w:r>
+            <w:r>
+              <w:rPr>
+                <w:b/>
+                <w:bCs/>
+                <w:rtl/>
+              </w:rPr>
+              <w:t xml:space="preserve">بناء المعارف</w:t>
+            </w:r>
+          </w:p>
+        </w:tc>
+      </w:tr>
+      <w:tr>
+        <w:tc>
+          <w:tcPr/>
+          <w:p>
+            <w:pPr>
+              <w:pStyle w:val="Compact"/>
+              <w:bidi/>
+              <w:jc w:val="center"/>
+            </w:pPr>
+          </w:p>
+        </w:tc>
+        <w:tc>
+          <w:tcPr/>
+          <w:p>
+            <w:pPr>
+              <w:pStyle w:val="Compact"/>
+              <w:bidi/>
+              <w:jc w:val="center"/>
+            </w:pPr>
+          </w:p>
+        </w:tc>
+        <w:tc>
+          <w:tcPr/>
+          <w:p>
+            <w:pPr>
+              <w:bidi/>
+              <w:jc w:val="left"/>
+            </w:pPr>
+            <w:r>
+              <w:rPr>
+                <w:b/>
+                <w:bCs/>
+                <w:rtl/>
+              </w:rPr>
+              <w:t xml:space="preserve">[مثال]</w:t>
+            </w:r>
+            <w:r>
+              <w:rPr>
+                <w:rtl/>
+              </w:rPr>
+              <w:t xml:space="preserve"> كيس به</w:t>
+            </w:r>
+            <w:r>
+              <w:rPr>
+                <w:rtl/>
+              </w:rPr>
+              <w:t xml:space="preserve"> </w:t>
+            </w:r>
+            <m:oMath>
+              <m:r>
+                <m:t>5</m:t>
+              </m:r>
+            </m:oMath>
+            <w:r>
+              <w:rPr>
+                <w:rtl/>
+              </w:rPr>
+              <w:t xml:space="preserve"> </w:t>
+            </w:r>
+            <w:r>
+              <w:rPr>
+                <w:rtl/>
+              </w:rPr>
+              <w:t xml:space="preserve">حمراء و</w:t>
+            </w:r>
+            <w:r>
+              <w:rPr>
+                <w:rtl/>
+              </w:rPr>
+              <w:t xml:space="preserve"> </w:t>
+            </w:r>
+            <m:oMath>
+              <m:r>
+                <m:t>3</m:t>
+              </m:r>
+            </m:oMath>
+            <w:r>
+              <w:rPr>
+                <w:rtl/>
+              </w:rPr>
+              <w:t xml:space="preserve"> </w:t>
+            </w:r>
+            <w:r>
+              <w:rPr>
+                <w:rtl/>
+              </w:rPr>
+              <w:t xml:space="preserve">خضراء ، نسحب كريتين على التوالي:</w:t>
+            </w:r>
+          </w:p>
+          <w:p>
+            <w:pPr>
+              <w:bidi/>
+              <w:jc w:val="left"/>
+            </w:pPr>
+            <w:r>
+              <w:rPr>
+                <w:rtl/>
+              </w:rPr>
+              <w:t xml:space="preserve">✓ بإرجاع:</w:t>
+            </w:r>
+            <w:r>
+              <w:rPr>
+                <w:rtl/>
+              </w:rPr>
+              <w:t xml:space="preserve"> </w:t>
+            </w:r>
+            <m:oMath>
+              <m:r>
+                <m:t>P</m:t>
+              </m:r>
+              <m:d>
+                <m:dPr>
+                  <m:begChr m:val="("/>
+                  <m:endChr m:val=")"/>
+                  <m:sepChr m:val=""/>
+                  <m:grow/>
+                </m:dPr>
+                <m:e>
+                  <m:r>
+                    <m:rPr>
+                      <m:nor/>
+                      <m:sty m:val="p"/>
+                    </m:rPr>
+                    <m:t>RR</m:t>
+                  </m:r>
+                </m:e>
+              </m:d>
+              <m:r>
+                <m:rPr>
+                  <m:sty m:val="p"/>
+                </m:rPr>
+                <m:t>=</m:t>
+              </m:r>
+              <m:f>
+                <m:fPr>
+                  <m:type m:val="bar"/>
+                </m:fPr>
+                <m:num>
+                  <m:sSup>
+                    <m:e>
+                      <m:r>
+                        <m:t>5</m:t>
+                      </m:r>
+                    </m:e>
+                    <m:sup>
+                      <m:r>
+                        <m:t>2</m:t>
+                      </m:r>
+                    </m:sup>
+                  </m:sSup>
+                </m:num>
+                <m:den>
+                  <m:sSup>
+                    <m:e>
+                      <m:r>
+                        <m:t>8</m:t>
+                      </m:r>
+                    </m:e>
+                    <m:sup>
+                      <m:r>
+                        <m:t>2</m:t>
+                      </m:r>
+                    </m:sup>
+                  </m:sSup>
+                </m:den>
+              </m:f>
+              <m:r>
+                <m:rPr>
+                  <m:sty m:val="p"/>
+                </m:rPr>
+                <m:t>=</m:t>
+              </m:r>
+              <m:f>
+                <m:fPr>
+                  <m:type m:val="bar"/>
+                </m:fPr>
+                <m:num>
+                  <m:r>
+                    <m:t>25</m:t>
+                  </m:r>
+                </m:num>
+                <m:den>
+                  <m:r>
+                    <m:t>64</m:t>
+                  </m:r>
+                </m:den>
+              </m:f>
+            </m:oMath>
+            <w:r>
+              <w:rPr>
+                <w:rtl/>
+              </w:rPr>
+              <w:t xml:space="preserve">.</w:t>
+            </w:r>
+          </w:p>
+          <w:p>
+            <w:pPr>
+              <w:bidi/>
+              <w:jc w:val="left"/>
+            </w:pPr>
+            <w:r>
+              <w:rPr>
+                <w:rtl/>
+              </w:rPr>
+              <w:t xml:space="preserve">✓ دون إرجاع:</w:t>
+            </w:r>
+            <w:r>
+              <w:rPr>
+                <w:rtl/>
+              </w:rPr>
+              <w:t xml:space="preserve"> </w:t>
+            </w:r>
+            <m:oMath>
+              <m:r>
+                <m:t>P</m:t>
+              </m:r>
+              <m:d>
+                <m:dPr>
+                  <m:begChr m:val="("/>
+                  <m:endChr m:val=")"/>
+                  <m:sepChr m:val=""/>
+                  <m:grow/>
+                </m:dPr>
+                <m:e>
+                  <m:r>
+                    <m:rPr>
+                      <m:nor/>
+                      <m:sty m:val="p"/>
+                    </m:rPr>
+                    <m:t>RR</m:t>
+                  </m:r>
+                </m:e>
+              </m:d>
+              <m:r>
+                <m:rPr>
+                  <m:sty m:val="p"/>
+                </m:rPr>
+                <m:t>=</m:t>
+              </m:r>
+              <m:f>
+                <m:fPr>
+                  <m:type m:val="bar"/>
+                </m:fPr>
+                <m:num>
+                  <m:sSubSup>
+                    <m:e>
+                      <m:r>
+                        <m:t>A</m:t>
+                      </m:r>
+                    </m:e>
+                    <m:sub>
+                      <m:r>
+                        <m:t>5</m:t>
+                      </m:r>
+                    </m:sub>
+                    <m:sup>
+                      <m:r>
+                        <m:t>2</m:t>
+                      </m:r>
+                    </m:sup>
+                  </m:sSubSup>
+                </m:num>
+                <m:den>
+                  <m:sSubSup>
+                    <m:e>
+                      <m:r>
+                        <m:t>A</m:t>
+                      </m:r>
+                    </m:e>
+                    <m:sub>
+                      <m:r>
+                        <m:t>8</m:t>
+                      </m:r>
+                    </m:sub>
+                    <m:sup>
+                      <m:r>
+                        <m:t>2</m:t>
+                      </m:r>
+                    </m:sup>
+                  </m:sSubSup>
+                </m:den>
+              </m:f>
+              <m:r>
+                <m:rPr>
+                  <m:sty m:val="p"/>
+                </m:rPr>
+                <m:t>=</m:t>
+              </m:r>
+              <m:f>
+                <m:fPr>
+                  <m:type m:val="bar"/>
+                </m:fPr>
+                <m:num>
+                  <m:r>
+                    <m:t>20</m:t>
+                  </m:r>
+                </m:num>
+                <m:den>
+                  <m:r>
+                    <m:t>56</m:t>
+                  </m:r>
+                </m:den>
+              </m:f>
+              <m:r>
+                <m:rPr>
+                  <m:sty m:val="p"/>
+                </m:rPr>
+                <m:t>=</m:t>
+              </m:r>
+              <m:f>
+                <m:fPr>
+                  <m:type m:val="bar"/>
+                </m:fPr>
+                <m:num>
+                  <m:r>
+                    <m:t>5</m:t>
+                  </m:r>
+                </m:num>
+                <m:den>
+                  <m:r>
+                    <m:t>14</m:t>
+                  </m:r>
+                </m:den>
+              </m:f>
+            </m:oMath>
+            <w:r>
+              <w:rPr>
+                <w:rtl/>
+              </w:rPr>
+              <w:t xml:space="preserve">.</w:t>
+            </w:r>
+          </w:p>
+          <w:p>
+            <w:pPr>
+              <w:bidi/>
+              <w:jc w:val="left"/>
+            </w:pPr>
+            <w:r>
+              <w:rPr>
+                <w:b/>
+                <w:bCs/>
+                <w:rtl/>
+              </w:rPr>
+              <w:t xml:space="preserve">[حذار]</w:t>
+            </w:r>
+            <w:r>
+              <w:rPr>
+                <w:rtl/>
+              </w:rPr>
+              <w:t xml:space="preserve"> نحدد أولاً: هل الترتيب مهم؟ هل التكرار ممكن؟</w:t>
+            </w:r>
+          </w:p>
+        </w:tc>
+        <w:tc>
+          <w:tcPr>
+            <w:shd w:val="clear" w:color="auto" w:fill="E4E7ED"/>
+          </w:tcPr>
+          <w:p>
+            <w:pPr>
+              <w:pStyle w:val="Compact"/>
+              <w:bidi/>
+              <w:jc w:val="left"/>
+            </w:pPr>
+            <w:r>
+              <w:rPr>
+                <w:rtl/>
+              </w:rPr>
+              <w:t xml:space="preserve"/>
+            </w:r>
+          </w:p>
+        </w:tc>
+      </w:tr>
+      <w:tr>
+        <w:tc>
+          <w:tcPr/>
+          <w:p>
+            <w:pPr>
+              <w:pStyle w:val="Compact"/>
+              <w:bidi/>
+              <w:jc w:val="left"/>
+            </w:pPr>
+            <w:r>
+              <w:rPr>
+                <w:rtl/>
+              </w:rPr>
+              <w:t xml:space="preserve">تقويم فردي.</w:t>
+            </w:r>
+          </w:p>
+        </w:tc>
+        <w:tc>
+          <w:tcPr/>
+          <w:p>
+            <w:pPr>
+              <w:pStyle w:val="Compact"/>
+              <w:bidi/>
+              <w:jc w:val="left"/>
+            </w:pPr>
+            <w:r>
+              <w:rPr>
+                <w:rtl/>
+              </w:rPr>
+              <w:t xml:space="preserve">25 د</w:t>
+            </w:r>
+          </w:p>
+        </w:tc>
+        <w:tc>
+          <w:tcPr/>
+          <w:p>
+            <w:pPr>
+              <w:bidi/>
+              <w:jc w:val="left"/>
+            </w:pPr>
+            <w:r>
+              <w:rPr>
+                <w:b/>
+                <w:bCs/>
+                <w:rtl/>
+              </w:rPr>
+              <w:t xml:space="preserve">[تطبيق]</w:t>
+            </w:r>
+          </w:p>
+          <w:p>
+            <w:pPr>
+              <w:bidi/>
+              <w:jc w:val="left"/>
+            </w:pPr>
+            <w:r>
+              <w:rPr>
+                <w:rtl/>
+              </w:rPr>
+              <w:t xml:space="preserve">رمز سري من</w:t>
+            </w:r>
+            <w:r>
+              <w:rPr>
+                <w:rtl/>
+              </w:rPr>
+              <w:t xml:space="preserve"> </w:t>
+            </w:r>
+            <m:oMath>
+              <m:r>
+                <m:t>4</m:t>
+              </m:r>
+            </m:oMath>
+            <w:r>
+              <w:rPr>
+                <w:rtl/>
+              </w:rPr>
+              <w:t xml:space="preserve"> </w:t>
+            </w:r>
+            <w:r>
+              <w:rPr>
+                <w:rtl/>
+              </w:rPr>
+              <w:t xml:space="preserve">أرقام مختلفة. كم رمزاً ممكناً؟ وما احتمال أن يبدأ بالرقم</w:t>
+            </w:r>
+            <w:r>
+              <w:rPr>
+                <w:rtl/>
+              </w:rPr>
+              <w:t xml:space="preserve"> </w:t>
+            </w:r>
+            <m:oMath>
+              <m:r>
+                <m:t>1</m:t>
+              </m:r>
+            </m:oMath>
+            <w:r>
+              <w:rPr>
+                <w:rtl/>
+              </w:rPr>
+              <w:t xml:space="preserve"> </w:t>
+            </w:r>
+            <w:r>
+              <w:rPr>
+                <w:rtl/>
+              </w:rPr>
+              <w:t xml:space="preserve">؟</w:t>
+            </w:r>
+          </w:p>
+          <w:p>
+            <w:pPr>
+              <w:bidi/>
+              <w:jc w:val="left"/>
+            </w:pPr>
+            <w:r>
+              <w:rPr>
+                <w:b/>
+                <w:bCs/>
+                <w:rtl/>
+              </w:rPr>
+              <w:t xml:space="preserve">الحل:</w:t>
+            </w:r>
+            <w:r>
+              <w:rPr>
+                <w:rtl/>
+              </w:rPr>
+              <w:t xml:space="preserve"> </w:t>
+            </w:r>
+            <m:oMath>
+              <m:sSubSup>
+                <m:e>
+                  <m:r>
+                    <m:t>A</m:t>
+                  </m:r>
+                </m:e>
+                <m:sub>
+                  <m:r>
+                    <m:t>10</m:t>
+                  </m:r>
+                </m:sub>
+                <m:sup>
+                  <m:r>
+                    <m:t>4</m:t>
+                  </m:r>
+                </m:sup>
+              </m:sSubSup>
+              <m:r>
+                <m:rPr>
+                  <m:sty m:val="p"/>
+                </m:rPr>
+                <m:t>=</m:t>
+              </m:r>
+              <m:r>
+                <m:t>5040</m:t>
+              </m:r>
+            </m:oMath>
+            <w:r>
+              <w:rPr>
+                <w:rtl/>
+              </w:rPr>
+              <w:t xml:space="preserve"> </w:t>
+            </w:r>
+            <w:r>
+              <w:rPr>
+                <w:rtl/>
+              </w:rPr>
+              <w:t xml:space="preserve">؛</w:t>
+            </w:r>
+            <w:r>
+              <w:rPr>
+                <w:rtl/>
+              </w:rPr>
+              <w:t xml:space="preserve"> </w:t>
+            </w:r>
+            <m:oMath>
+              <m:f>
+                <m:fPr>
+                  <m:type m:val="bar"/>
+                </m:fPr>
+                <m:num>
+                  <m:sSubSup>
+                    <m:e>
+                      <m:r>
+                        <m:t>A</m:t>
+                      </m:r>
+                    </m:e>
+                    <m:sub>
+                      <m:r>
+                        <m:t>9</m:t>
+                      </m:r>
+                    </m:sub>
+                    <m:sup>
+                      <m:r>
+                        <m:t>3</m:t>
+                      </m:r>
+                    </m:sup>
+                  </m:sSubSup>
+                </m:num>
+                <m:den>
+                  <m:sSubSup>
+                    <m:e>
+                      <m:r>
+                        <m:t>A</m:t>
+                      </m:r>
+                    </m:e>
+                    <m:sub>
+                      <m:r>
+                        <m:t>10</m:t>
+                      </m:r>
+                    </m:sub>
+                    <m:sup>
+                      <m:r>
+                        <m:t>4</m:t>
+                      </m:r>
+                    </m:sup>
+                  </m:sSubSup>
+                </m:den>
+              </m:f>
+              <m:r>
+                <m:rPr>
+                  <m:sty m:val="p"/>
+                </m:rPr>
+                <m:t>=</m:t>
+              </m:r>
+              <m:f>
+                <m:fPr>
+                  <m:type m:val="bar"/>
+                </m:fPr>
+                <m:num>
+                  <m:r>
+                    <m:t>504</m:t>
+                  </m:r>
+                </m:num>
+                <m:den>
+                  <m:r>
+                    <m:t>5040</m:t>
+                  </m:r>
+                </m:den>
+              </m:f>
+              <m:r>
+                <m:rPr>
+                  <m:sty m:val="p"/>
+                </m:rPr>
+                <m:t>=</m:t>
+              </m:r>
+              <m:f>
+                <m:fPr>
+                  <m:type m:val="bar"/>
+                </m:fPr>
+                <m:num>
+                  <m:r>
+                    <m:t>1</m:t>
+                  </m:r>
+                </m:num>
+                <m:den>
+                  <m:r>
+                    <m:t>10</m:t>
+                  </m:r>
+                </m:den>
+              </m:f>
+            </m:oMath>
+            <w:r>
+              <w:rPr>
+                <w:rtl/>
+              </w:rPr>
+              <w:t xml:space="preserve">.</w:t>
+            </w:r>
+          </w:p>
+          <w:p>
+            <w:pPr>
+              <w:bidi/>
+              <w:jc w:val="left"/>
+            </w:pPr>
+            <w:r>
+              <w:rPr>
+                <w:b/>
+                <w:bCs/>
+                <w:rtl/>
+              </w:rPr>
+              <w:t xml:space="preserve">واجب منزلي:</w:t>
+            </w:r>
+            <w:r>
+              <w:rPr>
+                <w:rtl/>
+              </w:rPr>
+              <w:t xml:space="preserve"> </w:t>
+            </w:r>
+            <w:r>
+              <w:rPr>
+                <w:rtl/>
+              </w:rPr>
+              <w:t xml:space="preserve">تمارين من باب الاحتمالات (العد).</w:t>
+            </w:r>
+          </w:p>
+          <w:p>
+            <w:pPr>
+              <w:bidi/>
+              <w:jc w:val="left"/>
+            </w:pPr>
+            <w:r>
+              <w:rPr>
+                <w:b/>
+                <w:bCs/>
+                <w:rtl/>
+              </w:rPr>
+              <w:t xml:space="preserve">ملاحظات حول سير الحصة:</w:t>
+            </w:r>
+            <w:r>
+              <w:rPr>
+                <w:rtl/>
+              </w:rPr>
+              <w:t xml:space="preserve"> </w:t>
+            </w:r>
+            <w:r>
+              <w:rPr>
+                <w:rtl/>
+              </w:rPr>
+              <w:t xml:space="preserve">..........</w:t>
+            </w:r>
+          </w:p>
+        </w:tc>
+        <w:tc>
+          <w:tcPr>
+            <w:shd w:val="clear" w:color="auto" w:fill="E4E7ED"/>
+          </w:tcPr>
+          <w:p>
+            <w:pPr>
+              <w:pStyle w:val="Compact"/>
+              <w:bidi/>
+              <w:jc w:val="left"/>
+            </w:pPr>
+            <w:r>
+              <w:rPr>
+                <w:rtl/>
+              </w:rPr>
+              <w:t xml:space="preserve"/>
+            </w:r>
+            <w:r>
+              <w:rPr>
+                <w:b/>
+                <w:bCs/>
+                <w:rtl/>
+              </w:rPr>
+              <w:t xml:space="preserve">التقويم</w:t>
+            </w:r>
+          </w:p>
+        </w:tc>
+      </w:tr>
+    </w:tbl>
+    <w:p>
+      <w:pPr>
+        <w:bidi/>
+        <w:spacing w:before="120"/>
+      </w:pPr>
+      <w:r>
+        <w:rPr>
+          <w:rtl/>
+        </w:rPr>
+        <w:br w:type="page"/>
+      </w:r>
+    </w:p>
+    <w:tbl>
+      <w:tblPr>
+        <w:tblW w:w="9864" w:type="dxa"/>
+        <w:jc w:val="center"/>
+        <w:tblBorders>
+          <w:top w:val="single" w:sz="10" w:space="0" w:color="8F1E18"/>
+          <w:left w:val="single" w:sz="10" w:space="0" w:color="8F1E18"/>
+          <w:bottom w:val="single" w:sz="10" w:space="0" w:color="8F1E18"/>
+          <w:right w:val="single" w:sz="10" w:space="0" w:color="8F1E18"/>
+          <w:insideH w:val="single" w:sz="10" w:space="0" w:color="8F1E18"/>
+        </w:tblBorders>
+        <w:tblLayout w:type="fixed"/>
+        <w:tblCellMar>
+          <w:top w:w="40" w:type="dxa"/>
+          <w:left w:w="140" w:type="dxa"/>
+          <w:bottom w:w="60" w:type="dxa"/>
+          <w:right w:w="140" w:type="dxa"/>
+        </w:tblCellMar>
+      </w:tblPr>
+      <w:tblGrid>
+        <w:gridCol w:w="9864"/>
+      </w:tblGrid>
+      <w:tr>
+        <w:trPr>
+          <w:cantSplit/>
+        </w:trPr>
+        <w:tc>
+          <w:tcPr>
+            <w:tcW w:w="9864" w:type="dxa"/>
+            <w:shd w:val="clear" w:color="auto" w:fill="8F1E18"/>
+          </w:tcPr>
+          <w:p>
+            <w:pPr>
+              <w:keepNext/>
+              <w:bidi/>
+              <w:spacing w:before="0" w:after="0"/>
+            </w:pPr>
+            <w:r>
+              <w:rPr>
+                <w:b/>
+                <w:bCs/>
+                <w:color w:val="FFFFFF"/>
+                <w:rtl/>
+              </w:rPr>
+              <w:t xml:space="preserve">مذكرة رقم 50</w:t>
+            </w:r>
+          </w:p>
+        </w:tc>
+      </w:tr>
+      <w:tr>
+        <w:tc>
+          <w:tcPr>
+            <w:tcW w:w="9864" w:type="dxa"/>
+            <w:shd w:val="clear" w:color="auto" w:fill="FBF4F4"/>
+          </w:tcPr>
+          <w:tbl>
+            <w:tblPr>
+              <w:tblStyle w:val="Table"/>
+              <w:tblW w:w="7128" w:type="dxa"/>
+              <w:jc w:val="center"/>
+              <w:tblBorders>
+                <w:top w:val="single" w:sz="4" w:space="0" w:color="000000"/>
+                <w:left w:val="single" w:sz="4" w:space="0" w:color="000000"/>
+                <w:bottom w:val="single" w:sz="4" w:space="0" w:color="000000"/>
+                <w:right w:val="single" w:sz="4" w:space="0" w:color="000000"/>
+                <w:insideH w:val="single" w:sz="4" w:space="0" w:color="000000"/>
+                <w:insideV w:val="single" w:sz="4" w:space="0" w:color="000000"/>
+              </w:tblBorders>
+              <w:tblLook w:firstRow="0" w:lastRow="0" w:firstColumn="0" w:lastColumn="0" w:noHBand="0" w:noVBand="0" w:val="0000"/>
+            </w:tblPr>
+            <w:tblGrid>
+              <w:gridCol w:w="3564"/>
+              <w:gridCol w:w="3564"/>
+            </w:tblGrid>
+            <w:tr>
+              <w:tc>
+                <w:tcPr/>
+                <w:p>
+                  <w:pPr>
+                    <w:pStyle w:val="Compact"/>
+                    <w:bidi/>
+                    <w:jc w:val="left"/>
+                  </w:pPr>
+                  <w:r>
+                    <w:rPr>
+                      <w:b/>
+                      <w:bCs/>
+                      <w:rtl/>
+                    </w:rPr>
+                    <w:t xml:space="preserve">المستوى:</w:t>
+                  </w:r>
+                  <w:r>
+                    <w:rPr>
+                      <w:rtl/>
+                    </w:rPr>
+                    <w:t xml:space="preserve"> </w:t>
+                  </w:r>
+                  <w:r>
+                    <w:rPr>
+                      <w:rtl/>
+                    </w:rPr>
+                    <w:t xml:space="preserve">3 ر / 3 ت ر</w:t>
+                  </w:r>
+                </w:p>
+              </w:tc>
+              <w:tc>
+                <w:tcPr/>
+                <w:p>
+                  <w:pPr>
+                    <w:pStyle w:val="Compact"/>
+                    <w:bidi/>
+                    <w:jc w:val="left"/>
+                  </w:pPr>
+                  <w:r>
+                    <w:rPr>
+                      <w:b/>
+                      <w:bCs/>
+                      <w:rtl/>
+                    </w:rPr>
+                    <w:t xml:space="preserve">الثانوية:</w:t>
+                  </w:r>
+                  <w:r>
+                    <w:rPr>
+                      <w:rtl/>
+                    </w:rPr>
+                    <w:t xml:space="preserve"> </w:t>
+                  </w:r>
+                  <w:r>
+                    <w:rPr>
+                      <w:rtl/>
+                    </w:rPr>
+                    <w:t xml:space="preserve">..........</w:t>
+                  </w:r>
+                </w:p>
+              </w:tc>
+            </w:tr>
+            <w:tr>
+              <w:tc>
+                <w:tcPr/>
+                <w:p>
+                  <w:pPr>
+                    <w:pStyle w:val="Compact"/>
+                    <w:bidi/>
+                    <w:jc w:val="left"/>
+                  </w:pPr>
+                  <w:r>
+                    <w:rPr>
+                      <w:b/>
+                      <w:bCs/>
+                      <w:rtl/>
+                    </w:rPr>
+                    <w:t xml:space="preserve">المادة:</w:t>
+                  </w:r>
+                  <w:r>
+                    <w:rPr>
+                      <w:rtl/>
+                    </w:rPr>
+                    <w:t xml:space="preserve"> </w:t>
+                  </w:r>
+                  <w:r>
+                    <w:rPr>
+                      <w:rtl/>
+                    </w:rPr>
+                    <w:t xml:space="preserve">رياضيات</w:t>
+                  </w:r>
+                </w:p>
+              </w:tc>
+              <w:tc>
+                <w:tcPr/>
+                <w:p>
+                  <w:pPr>
+                    <w:pStyle w:val="Compact"/>
+                    <w:bidi/>
+                    <w:jc w:val="left"/>
+                  </w:pPr>
+                  <w:r>
+                    <w:rPr>
+                      <w:b/>
+                      <w:bCs/>
+                      <w:rtl/>
+                    </w:rPr>
+                    <w:t xml:space="preserve">ميدان التعلم:</w:t>
+                  </w:r>
+                  <w:r>
+                    <w:rPr>
+                      <w:rtl/>
+                    </w:rPr>
+                    <w:t xml:space="preserve"> </w:t>
+                  </w:r>
+                  <w:r>
+                    <w:rPr>
+                      <w:rtl/>
+                    </w:rPr>
+                    <w:t xml:space="preserve">إحصاء واحتمالات</w:t>
+                  </w:r>
+                </w:p>
+              </w:tc>
+            </w:tr>
+            <w:tr>
+              <w:tc>
+                <w:tcPr/>
+                <w:p>
+                  <w:pPr>
+                    <w:pStyle w:val="Compact"/>
+                    <w:bidi/>
+                    <w:jc w:val="left"/>
+                  </w:pPr>
+                  <w:r>
+                    <w:rPr>
+                      <w:b/>
+                      <w:bCs/>
+                      <w:rtl/>
+                    </w:rPr>
+                    <w:t xml:space="preserve">المدة:</w:t>
+                  </w:r>
+                  <w:r>
+                    <w:rPr>
+                      <w:rtl/>
+                    </w:rPr>
+                    <w:t xml:space="preserve"> </w:t>
+                  </w:r>
+                  <w:r>
+                    <w:rPr>
+                      <w:rtl/>
+                    </w:rPr>
+                    <w:t xml:space="preserve">02 سا</w:t>
+                  </w:r>
+                </w:p>
+              </w:tc>
+              <w:tc>
+                <w:tcPr/>
+                <w:p>
+                  <w:pPr>
+                    <w:pStyle w:val="Compact"/>
+                    <w:bidi/>
+                    <w:jc w:val="left"/>
+                  </w:pPr>
+                  <w:r>
+                    <w:rPr>
+                      <w:b/>
+                      <w:bCs/>
+                      <w:rtl/>
+                    </w:rPr>
+                    <w:t xml:space="preserve">الوحدة التعلمية:</w:t>
+                  </w:r>
+                  <w:r>
+                    <w:rPr>
+                      <w:rtl/>
+                    </w:rPr>
+                    <w:t xml:space="preserve"> </w:t>
+                  </w:r>
+                  <w:r>
+                    <w:rPr>
+                      <w:rtl/>
+                    </w:rPr>
+                    <w:t xml:space="preserve">الاحتمالات</w:t>
+                  </w:r>
+                </w:p>
+              </w:tc>
+            </w:tr>
+            <w:tr>
+              <w:tc>
+                <w:tcPr/>
+                <w:p>
+                  <w:pPr>
+                    <w:pStyle w:val="Compact"/>
+                    <w:bidi/>
+                    <w:jc w:val="left"/>
+                  </w:pPr>
+                  <w:r>
+                    <w:rPr>
+                      <w:b/>
+                      <w:bCs/>
+                      <w:rtl/>
+                    </w:rPr>
+                    <w:t xml:space="preserve">الأستاذ:</w:t>
+                  </w:r>
+                  <w:r>
+                    <w:rPr>
+                      <w:rtl/>
+                    </w:rPr>
+                    <w:t xml:space="preserve"> </w:t>
+                  </w:r>
+                  <w:r>
+                    <w:rPr>
+                      <w:rtl/>
+                    </w:rPr>
+                    <w:t xml:space="preserve">..........</w:t>
+                  </w:r>
+                </w:p>
+              </w:tc>
+              <w:tc>
+                <w:tcPr/>
+                <w:p>
+                  <w:pPr>
+                    <w:pStyle w:val="Compact"/>
+                    <w:bidi/>
+                    <w:jc w:val="left"/>
+                  </w:pPr>
+                  <w:r>
+                    <w:rPr>
+                      <w:b/>
+                      <w:bCs/>
+                      <w:rtl/>
+                    </w:rPr>
+                    <w:t xml:space="preserve">المحتوى المعرفي:</w:t>
+                  </w:r>
+                  <w:r>
+                    <w:rPr>
+                      <w:rtl/>
+                    </w:rPr>
+                    <w:t xml:space="preserve"> </w:t>
+                  </w:r>
+                  <w:r>
+                    <w:rPr>
+                      <w:rtl/>
+                    </w:rPr>
+                    <w:t xml:space="preserve">التبديلات واختيار أداة العد (شعبتا رياضيات وتقني رياضي)</w:t>
+                  </w:r>
+                </w:p>
+              </w:tc>
+            </w:tr>
+          </w:tbl>
+          <w:p>
+            <w:pPr>
+              <w:bidi/>
+              <w:spacing w:before="120"/>
+            </w:pPr>
+          </w:p>
+        </w:tc>
+      </w:tr>
+    </w:tbl>
+    <w:p>
+      <w:pPr>
+        <w:bidi/>
+        <w:spacing w:before="0" w:after="0"/>
+      </w:pPr>
+    </w:p>
+    <w:tbl>
+      <w:tblPr>
+        <w:tblStyle w:val="Table"/>
+        <w:tblW w:w="7128" w:type="dxa"/>
+        <w:jc w:val="center"/>
+        <w:tblBorders>
+          <w:top w:val="single" w:sz="4" w:space="0" w:color="000000"/>
+          <w:left w:val="single" w:sz="4" w:space="0" w:color="000000"/>
+          <w:bottom w:val="single" w:sz="4" w:space="0" w:color="000000"/>
+          <w:right w:val="single" w:sz="4" w:space="0" w:color="000000"/>
+          <w:insideH w:val="single" w:sz="4" w:space="0" w:color="000000"/>
+          <w:insideV w:val="single" w:sz="4" w:space="0" w:color="000000"/>
+        </w:tblBorders>
+        <w:tblLook w:firstRow="0" w:lastRow="0" w:firstColumn="0" w:lastColumn="0" w:noHBand="0" w:noVBand="0" w:val="0000"/>
+      </w:tblPr>
+      <w:tblGrid>
+        <w:gridCol w:w="3564"/>
+        <w:gridCol w:w="3564"/>
+      </w:tblGrid>
+      <w:tr>
+        <w:tc>
+          <w:tcPr/>
+          <w:p>
+            <w:pPr>
+              <w:bidi/>
+              <w:jc w:val="left"/>
+            </w:pPr>
+            <w:r>
+              <w:rPr>
+                <w:b/>
+                <w:bCs/>
+                <w:rtl/>
+              </w:rPr>
+              <w:t xml:space="preserve">الكفاءات المستهدفة:</w:t>
+            </w:r>
+          </w:p>
+          <w:p>
+            <w:pPr>
+              <w:numPr>
+                <w:ilvl w:val="0"/>
+                <w:numId w:val="1010"/>
+              </w:numPr>
+              <w:bidi/>
+              <w:jc w:val="left"/>
+            </w:pPr>
+            <w:r>
+              <w:rPr>
+                <w:rtl/>
+              </w:rPr>
+              <w:t xml:space="preserve">حساب عدد التبديلات ، واختيار أداة العد المناسبة لحل مسائل.</w:t>
+            </w:r>
+          </w:p>
+        </w:tc>
+        <w:tc>
+          <w:tcPr/>
+          <w:p>
+            <w:pPr>
+              <w:bidi/>
+              <w:jc w:val="left"/>
+            </w:pPr>
+            <w:r>
+              <w:rPr>
+                <w:b/>
+                <w:bCs/>
+                <w:rtl/>
+              </w:rPr>
+              <w:t xml:space="preserve">الكفاءات القبلية:</w:t>
+            </w:r>
+          </w:p>
+          <w:p>
+            <w:pPr>
+              <w:numPr>
+                <w:ilvl w:val="0"/>
+                <w:numId w:val="1011"/>
+              </w:numPr>
+              <w:bidi/>
+              <w:jc w:val="left"/>
+            </w:pPr>
+            <w:r>
+              <w:rPr>
+                <w:rtl/>
+              </w:rPr>
+              <w:t xml:space="preserve">القوائم والترتيبات ، التوفيقات.</w:t>
+            </w:r>
+          </w:p>
+        </w:tc>
+      </w:tr>
+    </w:tbl>
+    <w:p>
+      <w:pPr>
+        <w:bidi/>
+        <w:spacing w:before="120"/>
+      </w:pPr>
+      <w:r>
+        <w:rPr>
+          <w:b/>
+          <w:bCs/>
+          <w:rtl/>
+        </w:rPr>
+        <w:t xml:space="preserve">الوسائل:</w:t>
+      </w:r>
+      <w:r>
+        <w:rPr>
+          <w:rtl/>
+        </w:rPr>
+        <w:t xml:space="preserve"> </w:t>
+      </w:r>
+      <w:r>
+        <w:rPr>
+          <w:rtl/>
+        </w:rPr>
+        <w:t xml:space="preserve">المنهاج ، الكتاب المدرسي (الجزء الثاني) ، مراجع ، الحاسبة.</w:t>
+      </w:r>
+    </w:p>
+    <w:tbl>
+      <w:tblPr>
+        <w:tblStyle w:val="Table"/>
+        <w:tblW w:w="7681" w:type="dxa"/>
+        <w:jc w:val="center"/>
+        <w:tblBorders>
+          <w:top w:val="single" w:sz="4" w:space="0" w:color="000000"/>
+          <w:left w:val="single" w:sz="4" w:space="0" w:color="000000"/>
+          <w:bottom w:val="single" w:sz="4" w:space="0" w:color="000000"/>
+          <w:right w:val="single" w:sz="4" w:space="0" w:color="000000"/>
+          <w:insideH w:val="single" w:sz="4" w:space="0" w:color="000000"/>
+          <w:insideV w:val="single" w:sz="4" w:space="0" w:color="000000"/>
+        </w:tblBorders>
+        <w:tblLook w:firstRow="0" w:lastRow="0" w:firstColumn="0" w:lastColumn="0" w:noHBand="0" w:noVBand="0" w:val="0000"/>
+      </w:tblPr>
+      <w:tblGrid>
+        <w:gridCol w:w="1188"/>
+        <w:gridCol w:w="712"/>
+        <w:gridCol w:w="4593"/>
+        <w:gridCol w:w="1188"/>
+      </w:tblGrid>
+      <w:tr>
+        <w:tc>
+          <w:tcPr>
+            <w:shd w:val="clear" w:color="auto" w:fill="E4E7ED"/>
+          </w:tcPr>
+          <w:p>
+            <w:pPr>
+              <w:pStyle w:val="Compact"/>
+              <w:bidi/>
+              <w:jc w:val="left"/>
+            </w:pPr>
+            <w:r>
+              <w:rPr>
+                <w:rtl/>
+              </w:rPr>
+              <w:t xml:space="preserve"/>
+            </w:r>
+            <w:r>
+              <w:rPr>
+                <w:b/>
+                <w:bCs/>
+                <w:rtl/>
+              </w:rPr>
+              <w:t xml:space="preserve">توجيهات وتعاليق</w:t>
+            </w:r>
+          </w:p>
+        </w:tc>
+        <w:tc>
+          <w:tcPr>
+            <w:shd w:val="clear" w:color="auto" w:fill="E4E7ED"/>
+          </w:tcPr>
+          <w:p>
+            <w:pPr>
+              <w:pStyle w:val="Compact"/>
+              <w:bidi/>
+              <w:jc w:val="left"/>
+            </w:pPr>
+            <w:r>
+              <w:rPr>
+                <w:b/>
+                <w:bCs/>
+                <w:rtl/>
+              </w:rPr>
+              <w:t xml:space="preserve">المدة</w:t>
+            </w:r>
+          </w:p>
+        </w:tc>
+        <w:tc>
+          <w:tcPr>
+            <w:shd w:val="clear" w:color="auto" w:fill="E4E7ED"/>
+          </w:tcPr>
+          <w:p>
+            <w:pPr>
+              <w:pStyle w:val="Compact"/>
+              <w:bidi/>
+              <w:jc w:val="left"/>
+            </w:pPr>
+            <w:r>
+              <w:rPr>
+                <w:b/>
+                <w:bCs/>
+                <w:rtl/>
+              </w:rPr>
+              <w:t xml:space="preserve">سير الحصة</w:t>
+            </w:r>
+          </w:p>
+        </w:tc>
+        <w:tc>
+          <w:tcPr>
+            <w:shd w:val="clear" w:color="auto" w:fill="E4E7ED"/>
+          </w:tcPr>
+          <w:p>
+            <w:pPr>
+              <w:pStyle w:val="Compact"/>
+              <w:bidi/>
+              <w:jc w:val="left"/>
+            </w:pPr>
+            <w:r>
+              <w:rPr>
+                <w:b/>
+                <w:bCs/>
+                <w:rtl/>
+              </w:rPr>
+              <w:t xml:space="preserve">مراحل الحصة</w:t>
+            </w:r>
+          </w:p>
+        </w:tc>
+      </w:tr>
+      <w:tr>
+        <w:tc>
+          <w:tcPr/>
+          <w:p>
+            <w:pPr>
+              <w:pStyle w:val="Compact"/>
+              <w:bidi/>
+              <w:jc w:val="left"/>
+            </w:pPr>
+            <w:r>
+              <w:rPr>
+                <w:rtl/>
+              </w:rPr>
+              <w:t xml:space="preserve">سؤال.</w:t>
+            </w:r>
+          </w:p>
+        </w:tc>
+        <w:tc>
+          <w:tcPr/>
+          <w:p>
+            <w:pPr>
+              <w:pStyle w:val="Compact"/>
+              <w:bidi/>
+              <w:jc w:val="left"/>
+            </w:pPr>
+            <w:r>
+              <w:rPr>
+                <w:rtl/>
+              </w:rPr>
+              <w:t xml:space="preserve">10 د</w:t>
+            </w:r>
+          </w:p>
+        </w:tc>
+        <w:tc>
+          <w:tcPr/>
+          <w:p>
+            <w:pPr>
+              <w:pStyle w:val="Compact"/>
+              <w:bidi/>
+              <w:jc w:val="left"/>
+            </w:pPr>
+            <w:r>
+              <w:rPr>
+                <w:b/>
+                <w:bCs/>
+                <w:rtl/>
+              </w:rPr>
+              <w:t xml:space="preserve">التهيئة النفسية:</w:t>
+            </w:r>
+            <w:r>
+              <w:rPr>
+                <w:rtl/>
+              </w:rPr>
+              <w:t xml:space="preserve"> </w:t>
+            </w:r>
+            <w:r>
+              <w:rPr>
+                <w:rtl/>
+              </w:rPr>
+              <w:t xml:space="preserve">بكم طريقة نرتب</w:t>
+            </w:r>
+            <w:r>
+              <w:rPr>
+                <w:rtl/>
+              </w:rPr>
+              <w:t xml:space="preserve"> </w:t>
+            </w:r>
+            <m:oMath>
+              <m:r>
+                <m:t>5</m:t>
+              </m:r>
+            </m:oMath>
+            <w:r>
+              <w:rPr>
+                <w:rtl/>
+              </w:rPr>
+              <w:t xml:space="preserve"> </w:t>
+            </w:r>
+            <w:r>
+              <w:rPr>
+                <w:rtl/>
+              </w:rPr>
+              <w:t xml:space="preserve">كتب على رف؟</w:t>
+            </w:r>
+          </w:p>
+        </w:tc>
+        <w:tc>
+          <w:tcPr>
+            <w:shd w:val="clear" w:color="auto" w:fill="E4E7ED"/>
+          </w:tcPr>
+          <w:p>
+            <w:pPr>
+              <w:pStyle w:val="Compact"/>
+              <w:bidi/>
+              <w:jc w:val="left"/>
+            </w:pPr>
+            <w:r>
+              <w:rPr>
+                <w:rtl/>
+              </w:rPr>
+              <w:t xml:space="preserve"/>
+            </w:r>
+            <w:r>
+              <w:rPr>
+                <w:b/>
+                <w:bCs/>
+                <w:rtl/>
+              </w:rPr>
+              <w:t xml:space="preserve">مرحلة الانطلاق</w:t>
+            </w:r>
+          </w:p>
+        </w:tc>
+      </w:tr>
+      <w:tr>
+        <w:tc>
+          <w:tcPr/>
+          <w:p>
+            <w:pPr>
+              <w:pStyle w:val="Compact"/>
+              <w:bidi/>
+              <w:jc w:val="left"/>
+            </w:pPr>
+            <w:r>
+              <w:rPr>
+                <w:rtl/>
+              </w:rPr>
+              <w:t xml:space="preserve">جدول الأدوات.</w:t>
+            </w:r>
+          </w:p>
+        </w:tc>
+        <w:tc>
+          <w:tcPr/>
+          <w:p>
+            <w:pPr>
+              <w:pStyle w:val="Compact"/>
+              <w:bidi/>
+              <w:jc w:val="left"/>
+            </w:pPr>
+            <w:r>
+              <w:rPr>
+                <w:rtl/>
+              </w:rPr>
+              <w:t xml:space="preserve">35 د</w:t>
+            </w:r>
+          </w:p>
+        </w:tc>
+        <w:tc>
+          <w:tcPr/>
+          <w:p>
+            <w:pPr>
+              <w:bidi/>
+              <w:jc w:val="left"/>
+            </w:pPr>
+            <w:r>
+              <w:rPr>
+                <w:b/>
+                <w:bCs/>
+                <w:rtl/>
+              </w:rPr>
+              <w:t xml:space="preserve">[وضعية مقترحة]</w:t>
+            </w:r>
+          </w:p>
+          <w:p>
+            <w:pPr>
+              <w:bidi/>
+              <w:jc w:val="left"/>
+            </w:pPr>
+            <w:r>
+              <w:rPr>
+                <w:rtl/>
+              </w:rPr>
+              <w:t xml:space="preserve">✓ </w:t>
+            </w:r>
+            <m:oMath>
+              <m:r>
+                <m:t>5</m:t>
+              </m:r>
+              <m:r>
+                <m:rPr>
+                  <m:sty m:val="p"/>
+                </m:rPr>
+                <m:t>×</m:t>
+              </m:r>
+              <m:r>
+                <m:t>4</m:t>
+              </m:r>
+              <m:r>
+                <m:rPr>
+                  <m:sty m:val="p"/>
+                </m:rPr>
+                <m:t>×</m:t>
+              </m:r>
+              <m:r>
+                <m:t>3</m:t>
+              </m:r>
+              <m:r>
+                <m:rPr>
+                  <m:sty m:val="p"/>
+                </m:rPr>
+                <m:t>×</m:t>
+              </m:r>
+              <m:r>
+                <m:t>2</m:t>
+              </m:r>
+              <m:r>
+                <m:rPr>
+                  <m:sty m:val="p"/>
+                </m:rPr>
+                <m:t>×</m:t>
+              </m:r>
+              <m:r>
+                <m:t>1</m:t>
+              </m:r>
+              <m:r>
+                <m:rPr>
+                  <m:sty m:val="p"/>
+                </m:rPr>
+                <m:t>=</m:t>
+              </m:r>
+              <m:r>
+                <m:t>120</m:t>
+              </m:r>
+            </m:oMath>
+            <w:r>
+              <w:rPr>
+                <w:rtl/>
+              </w:rPr>
+              <w:t xml:space="preserve">: ترتيبة لكل العناصر.</w:t>
+            </w:r>
+          </w:p>
+        </w:tc>
+        <w:tc>
+          <w:tcPr>
+            <w:shd w:val="clear" w:color="auto" w:fill="E4E7ED"/>
+          </w:tcPr>
+          <w:p>
+            <w:pPr>
+              <w:pStyle w:val="Compact"/>
+              <w:bidi/>
+              <w:jc w:val="left"/>
+            </w:pPr>
+            <w:r>
+              <w:rPr>
+                <w:rtl/>
+              </w:rPr>
+              <w:t xml:space="preserve"/>
+            </w:r>
+            <w:r>
+              <w:rPr>
+                <w:b/>
+                <w:bCs/>
+                <w:rtl/>
+              </w:rPr>
+              <w:t xml:space="preserve">التشخيص والاكتشاف</w:t>
+            </w:r>
+          </w:p>
+        </w:tc>
+      </w:tr>
+      <w:tr>
+        <w:tc>
+          <w:tcPr/>
+          <w:p>
+            <w:pPr>
+              <w:pStyle w:val="Compact"/>
+              <w:bidi/>
+              <w:jc w:val="left"/>
+            </w:pPr>
+            <w:r>
+              <w:rPr>
+                <w:rtl/>
+              </w:rPr>
+              <w:t xml:space="preserve">نعتبر المتجاورين «كتلة».</w:t>
+            </w:r>
+          </w:p>
+        </w:tc>
+        <w:tc>
+          <w:tcPr/>
+          <w:p>
+            <w:pPr>
+              <w:pStyle w:val="Compact"/>
+              <w:bidi/>
+              <w:jc w:val="left"/>
+            </w:pPr>
+            <w:r>
+              <w:rPr>
+                <w:rtl/>
+              </w:rPr>
+              <w:t xml:space="preserve">50 د</w:t>
+            </w:r>
+          </w:p>
+        </w:tc>
+        <w:tc>
+          <w:tcPr/>
+          <w:p>
+            <w:pPr>
+              <w:bidi/>
+              <w:jc w:val="left"/>
+            </w:pPr>
+            <w:r>
+              <w:rPr>
+                <w:b/>
+                <w:bCs/>
+                <w:rtl/>
+              </w:rPr>
+              <w:t xml:space="preserve">[التبديلة]</w:t>
+            </w:r>
+            <w:r>
+              <w:rPr>
+                <w:rtl/>
+              </w:rPr>
+              <w:t xml:space="preserve"> تبديلة لـ</w:t>
+            </w:r>
+            <w:r>
+              <w:rPr>
+                <w:rtl/>
+              </w:rPr>
+              <w:t xml:space="preserve"> </w:t>
+            </w:r>
+            <m:oMath>
+              <m:r>
+                <m:t>n</m:t>
+              </m:r>
+            </m:oMath>
+            <w:r>
+              <w:rPr>
+                <w:rtl/>
+              </w:rPr>
+              <w:t xml:space="preserve"> </w:t>
+            </w:r>
+            <w:r>
+              <w:rPr>
+                <w:rtl/>
+              </w:rPr>
+              <w:t xml:space="preserve">عنصراً هي ترتيبة لـ</w:t>
+            </w:r>
+            <w:r>
+              <w:rPr>
+                <w:rtl/>
+              </w:rPr>
+              <w:t xml:space="preserve"> </w:t>
+            </w:r>
+            <m:oMath>
+              <m:r>
+                <m:t>n</m:t>
+              </m:r>
+            </m:oMath>
+            <w:r>
+              <w:rPr>
+                <w:rtl/>
+              </w:rPr>
+              <w:t xml:space="preserve"> </w:t>
+            </w:r>
+            <w:r>
+              <w:rPr>
+                <w:rtl/>
+              </w:rPr>
+              <w:t xml:space="preserve">عنصراً من بين</w:t>
+            </w:r>
+            <w:r>
+              <w:rPr>
+                <w:rtl/>
+              </w:rPr>
+              <w:t xml:space="preserve"> </w:t>
+            </w:r>
+            <m:oMath>
+              <m:r>
+                <m:t>n</m:t>
+              </m:r>
+            </m:oMath>
+            <w:r>
+              <w:rPr>
+                <w:rtl/>
+              </w:rPr>
+              <w:t xml:space="preserve">: عددها</w:t>
+            </w:r>
+            <w:r>
+              <w:rPr>
+                <w:rtl/>
+              </w:rPr>
+              <w:t xml:space="preserve"> </w:t>
+            </w:r>
+            <m:oMath>
+              <m:r>
+                <m:t>n</m:t>
+              </m:r>
+              <m:r>
+                <m:rPr>
+                  <m:sty m:val="p"/>
+                </m:rPr>
+                <m:t>!</m:t>
+              </m:r>
+            </m:oMath>
+            <w:r>
+              <w:rPr>
+                <w:rtl/>
+              </w:rPr>
+              <w:t xml:space="preserve"> </w:t>
+            </w:r>
+            <w:r>
+              <w:rPr>
+                <w:rtl/>
+              </w:rPr>
+              <w:t xml:space="preserve">(مع</w:t>
+            </w:r>
+            <w:r>
+              <w:rPr>
+                <w:rtl/>
+              </w:rPr>
+              <w:t xml:space="preserve"> </w:t>
+            </w:r>
+            <m:oMath>
+              <m:r>
+                <m:t>0</m:t>
+              </m:r>
+              <m:r>
+                <m:rPr>
+                  <m:sty m:val="p"/>
+                </m:rPr>
+                <m:t>!</m:t>
+              </m:r>
+              <m:r>
+                <m:rPr>
+                  <m:sty m:val="p"/>
+                </m:rPr>
+                <m:t>=</m:t>
+              </m:r>
+              <m:r>
+                <m:t>1</m:t>
+              </m:r>
+            </m:oMath>
+            <w:r>
+              <w:rPr>
+                <w:rtl/>
+              </w:rPr>
+              <w:t xml:space="preserve">).</w:t>
+            </w:r>
+          </w:p>
+          <w:p>
+            <w:pPr>
+              <w:bidi/>
+              <w:jc w:val="left"/>
+            </w:pPr>
+            <w:r>
+              <w:rPr>
+                <w:b/>
+                <w:bCs/>
+                <w:rtl/>
+              </w:rPr>
+              <w:t xml:space="preserve">[اختيار أداة العد]</w:t>
+            </w:r>
+          </w:p>
+          <w:p>
+            <w:pPr>
+              <w:bidi/>
+              <w:jc w:val="center"/>
+            </w:pPr>
+            <w:r>
+              <w:rPr>
+                <w:rtl/>
+              </w:rPr>
+              <w:drawing>
+                <wp:inline>
+                  <wp:extent cx="2772554" cy="795012"/>
+                  <wp:docPr id="2" name="Picture 2"/>
+                  <wp:cNvGraphicFramePr>
+                    <a:graphicFrameLocks noChangeAspect="1"/>
+                  </wp:cNvGraphicFramePr>
+                  <a:graphic>
+                    <a:graphicData uri="http://schemas.openxmlformats.org/drawingml/2006/picture">
+                      <pic:pic>
+                        <pic:nvPicPr>
+                          <pic:cNvPr id="0" name="6892507eaf7e6fa2.png"/>
+                          <pic:cNvPicPr/>
+                        </pic:nvPicPr>
+                        <pic:blipFill>
+                          <a:blip r:embed="rId10"/>
+                          <a:stretch>
+                            <a:fillRect/>
+                          </a:stretch>
+                        </pic:blipFill>
+                        <pic:spPr>
+                          <a:xfrm>
+                            <a:off x="0" y="0"/>
+                            <a:ext cx="2772554" cy="795012"/>
+                          </a:xfrm>
+                          <a:prstGeom prst="rect"/>
+                        </pic:spPr>
+                      </pic:pic>
+                    </a:graphicData>
+                  </a:graphic>
+                </wp:inline>
+              </w:drawing>
+            </w:r>
+          </w:p>
+        </w:tc>
+        <w:tc>
+          <w:tcPr>
+            <w:shd w:val="clear" w:color="auto" w:fill="E4E7ED"/>
+          </w:tcPr>
+          <w:p>
+            <w:pPr>
+              <w:pStyle w:val="Compact"/>
+              <w:bidi/>
+              <w:jc w:val="left"/>
+            </w:pPr>
+            <w:r>
+              <w:rPr>
+                <w:rtl/>
+              </w:rPr>
+              <w:t xml:space="preserve"/>
+            </w:r>
+            <w:r>
+              <w:rPr>
+                <w:b/>
+                <w:bCs/>
+                <w:rtl/>
+              </w:rPr>
+              <w:t xml:space="preserve">بناء المعارف</w:t>
+            </w:r>
+          </w:p>
+        </w:tc>
+      </w:tr>
+      <w:tr>
+        <w:tc>
+          <w:tcPr/>
+          <w:p>
+            <w:pPr>
+              <w:pStyle w:val="Compact"/>
+              <w:bidi/>
+              <w:jc w:val="center"/>
+            </w:pPr>
+          </w:p>
+        </w:tc>
+        <w:tc>
+          <w:tcPr/>
+          <w:p>
+            <w:pPr>
+              <w:pStyle w:val="Compact"/>
+              <w:bidi/>
+              <w:jc w:val="center"/>
+            </w:pPr>
+          </w:p>
+        </w:tc>
+        <w:tc>
+          <w:tcPr/>
+          <w:p>
+            <w:pPr>
+              <w:bidi/>
+              <w:jc w:val="left"/>
+            </w:pPr>
+            <w:r>
+              <w:rPr>
+                <w:b/>
+                <w:bCs/>
+                <w:rtl/>
+              </w:rPr>
+              <w:t xml:space="preserve">[مثال]</w:t>
+            </w:r>
+          </w:p>
+          <w:p>
+            <w:pPr>
+              <w:bidi/>
+              <w:jc w:val="left"/>
+            </w:pPr>
+            <w:r>
+              <w:rPr>
+                <w:rtl/>
+              </w:rPr>
+              <w:t xml:space="preserve">✓ عدد الكلمات المختلفة بحروف «AAB»:</w:t>
+            </w:r>
+            <w:r>
+              <w:rPr>
+                <w:rtl/>
+              </w:rPr>
+              <w:t xml:space="preserve"> </w:t>
+            </w:r>
+            <m:oMath>
+              <m:f>
+                <m:fPr>
+                  <m:type m:val="bar"/>
+                </m:fPr>
+                <m:num>
+                  <m:r>
+                    <m:t>3</m:t>
+                  </m:r>
+                  <m:r>
+                    <m:rPr>
+                      <m:sty m:val="p"/>
+                    </m:rPr>
+                    <m:t>!</m:t>
+                  </m:r>
+                </m:num>
+                <m:den>
+                  <m:r>
+                    <m:t>2</m:t>
+                  </m:r>
+                  <m:r>
+                    <m:rPr>
+                      <m:sty m:val="p"/>
+                    </m:rPr>
+                    <m:t>!</m:t>
+                  </m:r>
+                </m:den>
+              </m:f>
+              <m:r>
+                <m:rPr>
+                  <m:sty m:val="p"/>
+                </m:rPr>
+                <m:t>=</m:t>
+              </m:r>
+              <m:r>
+                <m:t>3</m:t>
+              </m:r>
+            </m:oMath>
+            <w:r>
+              <w:rPr>
+                <w:rtl/>
+              </w:rPr>
+              <w:t xml:space="preserve">.</w:t>
+            </w:r>
+          </w:p>
+          <w:p>
+            <w:pPr>
+              <w:bidi/>
+              <w:jc w:val="left"/>
+            </w:pPr>
+            <w:r>
+              <w:rPr>
+                <w:rtl/>
+              </w:rPr>
+              <w:t xml:space="preserve">✓ </w:t>
+            </w:r>
+            <m:oMath>
+              <m:r>
+                <m:t>4</m:t>
+              </m:r>
+            </m:oMath>
+            <w:r>
+              <w:rPr>
+                <w:rtl/>
+              </w:rPr>
+              <w:t xml:space="preserve"> </w:t>
+            </w:r>
+            <w:r>
+              <w:rPr>
+                <w:rtl/>
+              </w:rPr>
+              <w:t xml:space="preserve">بنين و</w:t>
+            </w:r>
+            <w:r>
+              <w:rPr>
+                <w:rtl/>
+              </w:rPr>
+              <w:t xml:space="preserve"> </w:t>
+            </w:r>
+            <m:oMath>
+              <m:r>
+                <m:t>3</m:t>
+              </m:r>
+            </m:oMath>
+            <w:r>
+              <w:rPr>
+                <w:rtl/>
+              </w:rPr>
+              <w:t xml:space="preserve"> </w:t>
+            </w:r>
+            <w:r>
+              <w:rPr>
+                <w:rtl/>
+              </w:rPr>
+              <w:t xml:space="preserve">بنات في صف ، والبنات متجاورات:</w:t>
+            </w:r>
+            <w:r>
+              <w:rPr>
+                <w:rtl/>
+              </w:rPr>
+              <w:t xml:space="preserve"> </w:t>
+            </w:r>
+            <m:oMath>
+              <m:r>
+                <m:t>5</m:t>
+              </m:r>
+              <m:r>
+                <m:rPr>
+                  <m:sty m:val="p"/>
+                </m:rPr>
+                <m:t>!</m:t>
+              </m:r>
+              <m:r>
+                <m:rPr>
+                  <m:sty m:val="p"/>
+                </m:rPr>
+                <m:t>×</m:t>
+              </m:r>
+              <m:r>
+                <m:t>3</m:t>
+              </m:r>
+              <m:r>
+                <m:rPr>
+                  <m:sty m:val="p"/>
+                </m:rPr>
+                <m:t>!</m:t>
+              </m:r>
+              <m:r>
+                <m:rPr>
+                  <m:sty m:val="p"/>
+                </m:rPr>
+                <m:t>=</m:t>
+              </m:r>
+              <m:r>
+                <m:t>720</m:t>
+              </m:r>
+            </m:oMath>
+            <w:r>
+              <w:rPr>
+                <w:rtl/>
+              </w:rPr>
+              <w:t xml:space="preserve">.</w:t>
+            </w:r>
+          </w:p>
+          <w:p>
+            <w:pPr>
+              <w:bidi/>
+              <w:jc w:val="left"/>
+            </w:pPr>
+            <w:r>
+              <w:rPr>
+                <w:b/>
+                <w:bCs/>
+                <w:rtl/>
+              </w:rPr>
+              <w:t xml:space="preserve">[حذار]</w:t>
+            </w:r>
+            <w:r>
+              <w:rPr>
+                <w:rtl/>
+              </w:rPr>
+              <w:t xml:space="preserve"> عند تكرار عناصر متماثلة نقسم على تبديلاتها.</w:t>
+            </w:r>
+          </w:p>
+        </w:tc>
+        <w:tc>
+          <w:tcPr>
+            <w:shd w:val="clear" w:color="auto" w:fill="E4E7ED"/>
+          </w:tcPr>
+          <w:p>
+            <w:pPr>
+              <w:pStyle w:val="Compact"/>
+              <w:bidi/>
+              <w:jc w:val="left"/>
+            </w:pPr>
+            <w:r>
+              <w:rPr>
+                <w:rtl/>
+              </w:rPr>
+              <w:t xml:space="preserve"/>
+            </w:r>
+          </w:p>
+        </w:tc>
+      </w:tr>
+      <w:tr>
+        <w:tc>
+          <w:tcPr/>
+          <w:p>
+            <w:pPr>
+              <w:pStyle w:val="Compact"/>
+              <w:bidi/>
+              <w:jc w:val="left"/>
+            </w:pPr>
+            <w:r>
+              <w:rPr>
+                <w:rtl/>
+              </w:rPr>
+              <w:t xml:space="preserve">تقويم فردي.</w:t>
+            </w:r>
+          </w:p>
+        </w:tc>
+        <w:tc>
+          <w:tcPr/>
+          <w:p>
+            <w:pPr>
+              <w:pStyle w:val="Compact"/>
+              <w:bidi/>
+              <w:jc w:val="left"/>
+            </w:pPr>
+            <w:r>
+              <w:rPr>
+                <w:rtl/>
+              </w:rPr>
+              <w:t xml:space="preserve">25 د</w:t>
+            </w:r>
+          </w:p>
+        </w:tc>
+        <w:tc>
+          <w:tcPr/>
+          <w:p>
+            <w:pPr>
+              <w:bidi/>
+              <w:jc w:val="left"/>
+            </w:pPr>
+            <w:r>
+              <w:rPr>
+                <w:b/>
+                <w:bCs/>
+                <w:rtl/>
+              </w:rPr>
+              <w:t xml:space="preserve">[تطبيق]</w:t>
+            </w:r>
+          </w:p>
+          <w:p>
+            <w:pPr>
+              <w:bidi/>
+              <w:jc w:val="left"/>
+            </w:pPr>
+            <m:oMath>
+              <m:r>
+                <m:t>5</m:t>
+              </m:r>
+            </m:oMath>
+            <w:r>
+              <w:rPr>
+                <w:rtl/>
+              </w:rPr>
+              <w:t xml:space="preserve"> </w:t>
+            </w:r>
+            <w:r>
+              <w:rPr>
+                <w:rtl/>
+              </w:rPr>
+              <w:t xml:space="preserve">أشخاص يجلسون عشوائياً في صف. ما احتمال أن يجلس شخصان معينان متجاورين؟</w:t>
+            </w:r>
+          </w:p>
+          <w:p>
+            <w:pPr>
+              <w:bidi/>
+              <w:jc w:val="left"/>
+            </w:pPr>
+            <w:r>
+              <w:rPr>
+                <w:b/>
+                <w:bCs/>
+                <w:rtl/>
+              </w:rPr>
+              <w:t xml:space="preserve">الحل:</w:t>
+            </w:r>
+            <w:r>
+              <w:rPr>
+                <w:rtl/>
+              </w:rPr>
+              <w:t xml:space="preserve"> </w:t>
+            </w:r>
+            <m:oMath>
+              <m:f>
+                <m:fPr>
+                  <m:type m:val="bar"/>
+                </m:fPr>
+                <m:num>
+                  <m:r>
+                    <m:t>2</m:t>
+                  </m:r>
+                  <m:r>
+                    <m:rPr>
+                      <m:sty m:val="p"/>
+                    </m:rPr>
+                    <m:t>×</m:t>
+                  </m:r>
+                  <m:r>
+                    <m:t>4</m:t>
+                  </m:r>
+                  <m:r>
+                    <m:rPr>
+                      <m:sty m:val="p"/>
+                    </m:rPr>
+                    <m:t>!</m:t>
+                  </m:r>
+                </m:num>
+                <m:den>
+                  <m:r>
+                    <m:t>5</m:t>
+                  </m:r>
+                  <m:r>
+                    <m:rPr>
+                      <m:sty m:val="p"/>
+                    </m:rPr>
+                    <m:t>!</m:t>
+                  </m:r>
+                </m:den>
+              </m:f>
+              <m:r>
+                <m:rPr>
+                  <m:sty m:val="p"/>
+                </m:rPr>
+                <m:t>=</m:t>
+              </m:r>
+              <m:f>
+                <m:fPr>
+                  <m:type m:val="bar"/>
+                </m:fPr>
+                <m:num>
+                  <m:r>
+                    <m:t>2</m:t>
+                  </m:r>
+                </m:num>
+                <m:den>
+                  <m:r>
+                    <m:t>5</m:t>
+                  </m:r>
+                </m:den>
+              </m:f>
+            </m:oMath>
+            <w:r>
+              <w:rPr>
+                <w:rtl/>
+              </w:rPr>
+              <w:t xml:space="preserve">.</w:t>
+            </w:r>
+          </w:p>
+          <w:p>
+            <w:pPr>
+              <w:bidi/>
+              <w:jc w:val="left"/>
+            </w:pPr>
+            <w:r>
+              <w:rPr>
+                <w:b/>
+                <w:bCs/>
+                <w:rtl/>
+              </w:rPr>
+              <w:t xml:space="preserve">واجب منزلي:</w:t>
+            </w:r>
+            <w:r>
+              <w:rPr>
+                <w:rtl/>
+              </w:rPr>
+              <w:t xml:space="preserve"> </w:t>
+            </w:r>
+            <w:r>
+              <w:rPr>
+                <w:rtl/>
+              </w:rPr>
+              <w:t xml:space="preserve">تمارين من باب الاحتمالات (العد).</w:t>
+            </w:r>
+          </w:p>
+          <w:p>
+            <w:pPr>
+              <w:bidi/>
+              <w:jc w:val="left"/>
+            </w:pPr>
+            <w:r>
+              <w:rPr>
+                <w:b/>
+                <w:bCs/>
+                <w:rtl/>
+              </w:rPr>
+              <w:t xml:space="preserve">ملاحظات حول سير الحصة:</w:t>
+            </w:r>
+            <w:r>
+              <w:rPr>
+                <w:rtl/>
+              </w:rPr>
+              <w:t xml:space="preserve"> </w:t>
+            </w:r>
+            <w:r>
+              <w:rPr>
+                <w:rtl/>
+              </w:rPr>
+              <w:t xml:space="preserve">..........</w:t>
+            </w:r>
+          </w:p>
+        </w:tc>
+        <w:tc>
+          <w:tcPr>
+            <w:shd w:val="clear" w:color="auto" w:fill="E4E7ED"/>
+          </w:tcPr>
+          <w:p>
+            <w:pPr>
+              <w:pStyle w:val="Compact"/>
+              <w:bidi/>
+              <w:jc w:val="left"/>
+            </w:pPr>
+            <w:r>
+              <w:rPr>
+                <w:rtl/>
+              </w:rPr>
+              <w:t xml:space="preserve"/>
+            </w:r>
+            <w:r>
+              <w:rPr>
+                <w:b/>
+                <w:bCs/>
+                <w:rtl/>
+              </w:rPr>
+              <w:t xml:space="preserve">التقويم</w:t>
+            </w:r>
+          </w:p>
+        </w:tc>
+      </w:tr>
+    </w:tbl>
+    <w:p>
+      <w:pPr>
+        <w:bidi/>
+        <w:spacing w:before="120"/>
+      </w:pPr>
+      <w:r>
+        <w:rPr>
+          <w:rtl/>
+        </w:rPr>
+        <w:br w:type="page"/>
+      </w:r>
+    </w:p>
+    <w:tbl>
+      <w:tblPr>
+        <w:tblW w:w="9864" w:type="dxa"/>
+        <w:jc w:val="center"/>
+        <w:tblBorders>
+          <w:top w:val="single" w:sz="10" w:space="0" w:color="8F1E18"/>
+          <w:left w:val="single" w:sz="10" w:space="0" w:color="8F1E18"/>
+          <w:bottom w:val="single" w:sz="10" w:space="0" w:color="8F1E18"/>
+          <w:right w:val="single" w:sz="10" w:space="0" w:color="8F1E18"/>
+          <w:insideH w:val="single" w:sz="10" w:space="0" w:color="8F1E18"/>
+        </w:tblBorders>
+        <w:tblLayout w:type="fixed"/>
+        <w:tblCellMar>
+          <w:top w:w="40" w:type="dxa"/>
+          <w:left w:w="140" w:type="dxa"/>
+          <w:bottom w:w="60" w:type="dxa"/>
+          <w:right w:w="140" w:type="dxa"/>
+        </w:tblCellMar>
+      </w:tblPr>
+      <w:tblGrid>
+        <w:gridCol w:w="9864"/>
+      </w:tblGrid>
+      <w:tr>
+        <w:trPr>
+          <w:cantSplit/>
+        </w:trPr>
+        <w:tc>
+          <w:tcPr>
+            <w:tcW w:w="9864" w:type="dxa"/>
+            <w:shd w:val="clear" w:color="auto" w:fill="8F1E18"/>
+          </w:tcPr>
+          <w:p>
+            <w:pPr>
+              <w:keepNext/>
+              <w:bidi/>
+              <w:spacing w:before="0" w:after="0"/>
+            </w:pPr>
+            <w:r>
+              <w:rPr>
+                <w:b/>
+                <w:bCs/>
+                <w:color w:val="FFFFFF"/>
+                <w:rtl/>
+              </w:rPr>
+              <w:t xml:space="preserve">مذكرة رقم 51</w:t>
+            </w:r>
+          </w:p>
+        </w:tc>
+      </w:tr>
+      <w:tr>
+        <w:tc>
+          <w:tcPr>
+            <w:tcW w:w="9864" w:type="dxa"/>
+            <w:shd w:val="clear" w:color="auto" w:fill="FBF4F4"/>
+          </w:tcPr>
+          <w:tbl>
+            <w:tblPr>
+              <w:tblStyle w:val="Table"/>
+              <w:tblW w:w="7128" w:type="dxa"/>
+              <w:jc w:val="center"/>
+              <w:tblBorders>
+                <w:top w:val="single" w:sz="4" w:space="0" w:color="000000"/>
+                <w:left w:val="single" w:sz="4" w:space="0" w:color="000000"/>
+                <w:bottom w:val="single" w:sz="4" w:space="0" w:color="000000"/>
+                <w:right w:val="single" w:sz="4" w:space="0" w:color="000000"/>
+                <w:insideH w:val="single" w:sz="4" w:space="0" w:color="000000"/>
+                <w:insideV w:val="single" w:sz="4" w:space="0" w:color="000000"/>
+              </w:tblBorders>
+              <w:tblLook w:firstRow="0" w:lastRow="0" w:firstColumn="0" w:lastColumn="0" w:noHBand="0" w:noVBand="0" w:val="0000"/>
+            </w:tblPr>
+            <w:tblGrid>
+              <w:gridCol w:w="3564"/>
+              <w:gridCol w:w="3564"/>
+            </w:tblGrid>
+            <w:tr>
+              <w:tc>
+                <w:tcPr/>
+                <w:p>
+                  <w:pPr>
+                    <w:pStyle w:val="Compact"/>
+                    <w:bidi/>
+                    <w:jc w:val="left"/>
+                  </w:pPr>
+                  <w:r>
+                    <w:rPr>
+                      <w:b/>
+                      <w:bCs/>
+                      <w:rtl/>
+                    </w:rPr>
+                    <w:t xml:space="preserve">المستوى:</w:t>
+                  </w:r>
+                  <w:r>
+                    <w:rPr>
+                      <w:rtl/>
+                    </w:rPr>
+                    <w:t xml:space="preserve"> </w:t>
+                  </w:r>
+                  <w:r>
+                    <w:rPr>
+                      <w:rtl/>
+                    </w:rPr>
+                    <w:t xml:space="preserve">3 ع ت</w:t>
+                  </w:r>
+                </w:p>
+              </w:tc>
+              <w:tc>
+                <w:tcPr/>
+                <w:p>
+                  <w:pPr>
+                    <w:pStyle w:val="Compact"/>
+                    <w:bidi/>
+                    <w:jc w:val="left"/>
+                  </w:pPr>
+                  <w:r>
+                    <w:rPr>
+                      <w:b/>
+                      <w:bCs/>
+                      <w:rtl/>
+                    </w:rPr>
+                    <w:t xml:space="preserve">الثانوية:</w:t>
+                  </w:r>
+                  <w:r>
+                    <w:rPr>
+                      <w:rtl/>
+                    </w:rPr>
+                    <w:t xml:space="preserve"> </w:t>
+                  </w:r>
+                  <w:r>
+                    <w:rPr>
+                      <w:rtl/>
+                    </w:rPr>
+                    <w:t xml:space="preserve">..........</w:t>
+                  </w:r>
+                </w:p>
+              </w:tc>
+            </w:tr>
+            <w:tr>
+              <w:tc>
+                <w:tcPr/>
+                <w:p>
+                  <w:pPr>
+                    <w:pStyle w:val="Compact"/>
+                    <w:bidi/>
+                    <w:jc w:val="left"/>
+                  </w:pPr>
+                  <w:r>
+                    <w:rPr>
+                      <w:b/>
+                      <w:bCs/>
+                      <w:rtl/>
+                    </w:rPr>
+                    <w:t xml:space="preserve">المادة:</w:t>
+                  </w:r>
+                  <w:r>
+                    <w:rPr>
+                      <w:rtl/>
+                    </w:rPr>
+                    <w:t xml:space="preserve"> </w:t>
+                  </w:r>
+                  <w:r>
+                    <w:rPr>
+                      <w:rtl/>
+                    </w:rPr>
+                    <w:t xml:space="preserve">رياضيات</w:t>
+                  </w:r>
+                </w:p>
+              </w:tc>
+              <w:tc>
+                <w:tcPr/>
+                <w:p>
+                  <w:pPr>
+                    <w:pStyle w:val="Compact"/>
+                    <w:bidi/>
+                    <w:jc w:val="left"/>
+                  </w:pPr>
+                  <w:r>
+                    <w:rPr>
+                      <w:b/>
+                      <w:bCs/>
+                      <w:rtl/>
+                    </w:rPr>
+                    <w:t xml:space="preserve">ميدان التعلم:</w:t>
+                  </w:r>
+                  <w:r>
+                    <w:rPr>
+                      <w:rtl/>
+                    </w:rPr>
+                    <w:t xml:space="preserve"> </w:t>
+                  </w:r>
+                  <w:r>
+                    <w:rPr>
+                      <w:rtl/>
+                    </w:rPr>
+                    <w:t xml:space="preserve">إحصاء واحتمالات</w:t>
+                  </w:r>
+                </w:p>
+              </w:tc>
+            </w:tr>
+            <w:tr>
+              <w:tc>
+                <w:tcPr/>
+                <w:p>
+                  <w:pPr>
+                    <w:pStyle w:val="Compact"/>
+                    <w:bidi/>
+                    <w:jc w:val="left"/>
+                  </w:pPr>
+                  <w:r>
+                    <w:rPr>
+                      <w:b/>
+                      <w:bCs/>
+                      <w:rtl/>
+                    </w:rPr>
+                    <w:t xml:space="preserve">المدة:</w:t>
+                  </w:r>
+                  <w:r>
+                    <w:rPr>
+                      <w:rtl/>
+                    </w:rPr>
+                    <w:t xml:space="preserve"> </w:t>
+                  </w:r>
+                  <w:r>
+                    <w:rPr>
+                      <w:rtl/>
+                    </w:rPr>
+                    <w:t xml:space="preserve">02 سا</w:t>
+                  </w:r>
+                </w:p>
+              </w:tc>
+              <w:tc>
+                <w:tcPr/>
+                <w:p>
+                  <w:pPr>
+                    <w:pStyle w:val="Compact"/>
+                    <w:bidi/>
+                    <w:jc w:val="left"/>
+                  </w:pPr>
+                  <w:r>
+                    <w:rPr>
+                      <w:b/>
+                      <w:bCs/>
+                      <w:rtl/>
+                    </w:rPr>
+                    <w:t xml:space="preserve">الوحدة التعلمية:</w:t>
+                  </w:r>
+                  <w:r>
+                    <w:rPr>
+                      <w:rtl/>
+                    </w:rPr>
+                    <w:t xml:space="preserve"> </w:t>
+                  </w:r>
+                  <w:r>
+                    <w:rPr>
+                      <w:rtl/>
+                    </w:rPr>
+                    <w:t xml:space="preserve">الاحتمالات</w:t>
+                  </w:r>
+                </w:p>
+              </w:tc>
+            </w:tr>
+            <w:tr>
+              <w:tc>
+                <w:tcPr/>
+                <w:p>
+                  <w:pPr>
+                    <w:pStyle w:val="Compact"/>
+                    <w:bidi/>
+                    <w:jc w:val="left"/>
+                  </w:pPr>
+                  <w:r>
+                    <w:rPr>
+                      <w:b/>
+                      <w:bCs/>
+                      <w:rtl/>
+                    </w:rPr>
+                    <w:t xml:space="preserve">الأستاذ:</w:t>
+                  </w:r>
+                  <w:r>
+                    <w:rPr>
+                      <w:rtl/>
+                    </w:rPr>
+                    <w:t xml:space="preserve"> </w:t>
+                  </w:r>
+                  <w:r>
+                    <w:rPr>
+                      <w:rtl/>
+                    </w:rPr>
+                    <w:t xml:space="preserve">..........</w:t>
+                  </w:r>
+                </w:p>
+              </w:tc>
+              <w:tc>
+                <w:tcPr/>
+                <w:p>
+                  <w:pPr>
+                    <w:pStyle w:val="Compact"/>
+                    <w:bidi/>
+                    <w:jc w:val="left"/>
+                  </w:pPr>
+                  <w:r>
+                    <w:rPr>
+                      <w:b/>
+                      <w:bCs/>
+                      <w:rtl/>
+                    </w:rPr>
+                    <w:t xml:space="preserve">المحتوى المعرفي:</w:t>
+                  </w:r>
+                  <w:r>
+                    <w:rPr>
+                      <w:rtl/>
+                    </w:rPr>
+                    <w:t xml:space="preserve"> </w:t>
+                  </w:r>
+                  <w:r>
+                    <w:rPr>
+                      <w:rtl/>
+                    </w:rPr>
+                    <w:t xml:space="preserve">التوفيقات وتطبيقاتها في الاحتمالات</w:t>
+                  </w:r>
+                </w:p>
+              </w:tc>
+            </w:tr>
+          </w:tbl>
+          <w:p>
+            <w:pPr>
+              <w:bidi/>
+              <w:spacing w:before="120"/>
+            </w:pPr>
+          </w:p>
+        </w:tc>
+      </w:tr>
+    </w:tbl>
+    <w:p>
+      <w:pPr>
+        <w:bidi/>
+        <w:spacing w:before="0" w:after="0"/>
+      </w:pPr>
+    </w:p>
+    <w:tbl>
+      <w:tblPr>
+        <w:tblStyle w:val="Table"/>
+        <w:tblW w:w="7128" w:type="dxa"/>
+        <w:jc w:val="center"/>
+        <w:tblBorders>
+          <w:top w:val="single" w:sz="4" w:space="0" w:color="000000"/>
+          <w:left w:val="single" w:sz="4" w:space="0" w:color="000000"/>
+          <w:bottom w:val="single" w:sz="4" w:space="0" w:color="000000"/>
+          <w:right w:val="single" w:sz="4" w:space="0" w:color="000000"/>
+          <w:insideH w:val="single" w:sz="4" w:space="0" w:color="000000"/>
+          <w:insideV w:val="single" w:sz="4" w:space="0" w:color="000000"/>
+        </w:tblBorders>
+        <w:tblLook w:firstRow="0" w:lastRow="0" w:firstColumn="0" w:lastColumn="0" w:noHBand="0" w:noVBand="0" w:val="0000"/>
+      </w:tblPr>
+      <w:tblGrid>
+        <w:gridCol w:w="3564"/>
+        <w:gridCol w:w="3564"/>
+      </w:tblGrid>
+      <w:tr>
+        <w:tc>
+          <w:tcPr/>
+          <w:p>
+            <w:pPr>
+              <w:bidi/>
+              <w:jc w:val="left"/>
+            </w:pPr>
+            <w:r>
+              <w:rPr>
+                <w:b/>
+                <w:bCs/>
+                <w:rtl/>
+              </w:rPr>
+              <w:t xml:space="preserve">الكفاءات المستهدفة:</w:t>
+            </w:r>
+          </w:p>
+          <w:p>
+            <w:pPr>
+              <w:numPr>
+                <w:ilvl w:val="0"/>
+                <w:numId w:val="1012"/>
+              </w:numPr>
+              <w:bidi/>
+              <w:jc w:val="left"/>
+            </w:pPr>
+            <w:r>
+              <w:rPr>
+                <w:rtl/>
+              </w:rPr>
+              <w:t xml:space="preserve">حساب التوفيقات وتوظيفها في السحب في آن واحد.</w:t>
+            </w:r>
+          </w:p>
+        </w:tc>
+        <w:tc>
+          <w:tcPr/>
+          <w:p>
+            <w:pPr>
+              <w:bidi/>
+              <w:jc w:val="left"/>
+            </w:pPr>
+            <w:r>
+              <w:rPr>
+                <w:b/>
+                <w:bCs/>
+                <w:rtl/>
+              </w:rPr>
+              <w:t xml:space="preserve">الكفاءات القبلية:</w:t>
+            </w:r>
+          </w:p>
+          <w:p>
+            <w:pPr>
+              <w:numPr>
+                <w:ilvl w:val="0"/>
+                <w:numId w:val="1013"/>
               </w:numPr>
               <w:bidi/>
               <w:jc w:val="left"/>
@@ -7791,7 +11439,7 @@
                 <w:color w:val="FFFFFF"/>
                 <w:rtl/>
               </w:rPr>
-              <w:t xml:space="preserve">مذكرة رقم 50</w:t>
+              <w:t xml:space="preserve">مذكرة رقم 52</w:t>
             </w:r>
           </w:p>
         </w:tc>
@@ -8125,7 +11773,7 @@
             <w:pPr>
               <w:numPr>
                 <w:ilvl w:val="0"/>
-                <w:numId w:val="1010"/>
+                <w:numId w:val="1014"/>
               </w:numPr>
               <w:bidi/>
               <w:jc w:val="left"/>
@@ -8203,7 +11851,7 @@
             <w:pPr>
               <w:numPr>
                 <w:ilvl w:val="0"/>
-                <w:numId w:val="1011"/>
+                <w:numId w:val="1015"/>
               </w:numPr>
               <w:bidi/>
               <w:jc w:val="left"/>
@@ -9669,7 +13317,7 @@
                 <w:color w:val="FFFFFF"/>
                 <w:rtl/>
               </w:rPr>
-              <w:t xml:space="preserve">مذكرة رقم 51</w:t>
+              <w:t xml:space="preserve">مذكرة رقم 53</w:t>
             </w:r>
           </w:p>
         </w:tc>
@@ -10003,7 +13651,7 @@
             <w:pPr>
               <w:numPr>
                 <w:ilvl w:val="0"/>
-                <w:numId w:val="1012"/>
+                <w:numId w:val="1016"/>
               </w:numPr>
               <w:bidi/>
               <w:jc w:val="left"/>
@@ -10036,7 +13684,7 @@
             <w:pPr>
               <w:numPr>
                 <w:ilvl w:val="0"/>
-                <w:numId w:val="1013"/>
+                <w:numId w:val="1017"/>
               </w:numPr>
               <w:bidi/>
               <w:jc w:val="left"/>
@@ -10383,7 +14031,7 @@
               <w:drawing>
                 <wp:inline>
                   <wp:extent cx="1773936" cy="845820"/>
-                  <wp:docPr id="2" name="Picture 2"/>
+                  <wp:docPr id="3" name="Picture 3"/>
                   <wp:cNvGraphicFramePr>
                     <a:graphicFrameLocks noChangeAspect="1"/>
                   </wp:cNvGraphicFramePr>
@@ -10391,11 +14039,11 @@
                     <a:graphicData uri="http://schemas.openxmlformats.org/drawingml/2006/picture">
                       <pic:pic>
                         <pic:nvPicPr>
-                          <pic:cNvPr id="0" name="3d88b73bc6229431.png"/>
+                          <pic:cNvPr id="0" name="2bccba4696810c41.png"/>
                           <pic:cNvPicPr/>
                         </pic:nvPicPr>
                         <pic:blipFill>
-                          <a:blip r:embed="rId10"/>
+                          <a:blip r:embed="rId11"/>
                           <a:stretch>
                             <a:fillRect/>
                           </a:stretch>
@@ -11764,7 +15412,7 @@
                 <w:color w:val="FFFFFF"/>
                 <w:rtl/>
               </w:rPr>
-              <w:t xml:space="preserve">مذكرة رقم 52</w:t>
+              <w:t xml:space="preserve">مذكرة رقم 54</w:t>
             </w:r>
           </w:p>
         </w:tc>
@@ -12098,7 +15746,7 @@
             <w:pPr>
               <w:numPr>
                 <w:ilvl w:val="0"/>
-                <w:numId w:val="1014"/>
+                <w:numId w:val="1018"/>
               </w:numPr>
               <w:bidi/>
               <w:jc w:val="left"/>
@@ -12131,7 +15779,7 @@
             <w:pPr>
               <w:numPr>
                 <w:ilvl w:val="0"/>
-                <w:numId w:val="1015"/>
+                <w:numId w:val="1019"/>
               </w:numPr>
               <w:bidi/>
               <w:jc w:val="left"/>
@@ -12705,7 +16353,7 @@
               <w:drawing>
                 <wp:inline>
                   <wp:extent cx="2772554" cy="1738528"/>
-                  <wp:docPr id="3" name="Picture 3"/>
+                  <wp:docPr id="4" name="Picture 4"/>
                   <wp:cNvGraphicFramePr>
                     <a:graphicFrameLocks noChangeAspect="1"/>
                   </wp:cNvGraphicFramePr>
@@ -12713,11 +16361,11 @@
                     <a:graphicData uri="http://schemas.openxmlformats.org/drawingml/2006/picture">
                       <pic:pic>
                         <pic:nvPicPr>
-                          <pic:cNvPr id="0" name="f00a08aec856571d.png"/>
+                          <pic:cNvPr id="0" name="ddd3d462eec8120f.png"/>
                           <pic:cNvPicPr/>
                         </pic:nvPicPr>
                         <pic:blipFill>
-                          <a:blip r:embed="rId11"/>
+                          <a:blip r:embed="rId12"/>
                           <a:stretch>
                             <a:fillRect/>
                           </a:stretch>
@@ -13830,7 +17478,7 @@
                 <w:color w:val="FFFFFF"/>
                 <w:rtl/>
               </w:rPr>
-              <w:t xml:space="preserve">مذكرة رقم 53</w:t>
+              <w:t xml:space="preserve">مذكرة رقم 55</w:t>
             </w:r>
           </w:p>
         </w:tc>
@@ -14164,7 +17812,7 @@
             <w:pPr>
               <w:numPr>
                 <w:ilvl w:val="0"/>
-                <w:numId w:val="1016"/>
+                <w:numId w:val="1020"/>
               </w:numPr>
               <w:bidi/>
               <w:jc w:val="left"/>
@@ -14197,7 +17845,7 @@
             <w:pPr>
               <w:numPr>
                 <w:ilvl w:val="0"/>
-                <w:numId w:val="1017"/>
+                <w:numId w:val="1021"/>
               </w:numPr>
               <w:bidi/>
               <w:jc w:val="left"/>
@@ -15961,7 +19609,7 @@
                 <w:color w:val="FFFFFF"/>
                 <w:rtl/>
               </w:rPr>
-              <w:t xml:space="preserve">مذكرة رقم 54</w:t>
+              <w:t xml:space="preserve">مذكرة رقم 56</w:t>
             </w:r>
           </w:p>
         </w:tc>
@@ -16295,7 +19943,7 @@
             <w:pPr>
               <w:numPr>
                 <w:ilvl w:val="0"/>
-                <w:numId w:val="1018"/>
+                <w:numId w:val="1022"/>
               </w:numPr>
               <w:bidi/>
               <w:jc w:val="left"/>
@@ -16328,7 +19976,7 @@
             <w:pPr>
               <w:numPr>
                 <w:ilvl w:val="0"/>
-                <w:numId w:val="1019"/>
+                <w:numId w:val="1023"/>
               </w:numPr>
               <w:bidi/>
               <w:jc w:val="left"/>
@@ -18055,8 +21703,8 @@
       </w:tr>
     </w:tbl>
     <w:sectPr>
-      <w:headerReference w:type="default" r:id="rId12"/>
-      <w:footerReference w:type="default" r:id="rId13"/>
+      <w:headerReference w:type="default" r:id="rId13"/>
+      <w:footerReference w:type="default" r:id="rId14"/>
       <w:pgSz w:h="16838" w:w="11906"/>
       <w:pgMar w:bottom="1134" w:left="964" w:right="964" w:top="1134" w:header="454" w:footer="454" w:gutter="0"/>
     </w:sectPr>
@@ -18195,7 +21843,7 @@
         <w:szCs w:val="20"/>
         <w:rtl/>
       </w:rPr>
-      <w:t>السنة الثالثة ثانوي – علوم تجريبية</w:t>
+      <w:t>السنة الثالثة ثانوي – الشعب العلمية</w:t>
     </w:r>
   </w:p>
 </w:hdr>
@@ -18525,6 +22173,18 @@
     <w:abstractNumId w:val="991"/>
   </w:num>
   <w:num w:numId="1019">
+    <w:abstractNumId w:val="991"/>
+  </w:num>
+  <w:num w:numId="1020">
+    <w:abstractNumId w:val="991"/>
+  </w:num>
+  <w:num w:numId="1021">
+    <w:abstractNumId w:val="991"/>
+  </w:num>
+  <w:num w:numId="1022">
+    <w:abstractNumId w:val="991"/>
+  </w:num>
+  <w:num w:numId="1023">
     <w:abstractNumId w:val="991"/>
   </w:num>
 </w:numbering>

--- a/documents/3as/modhakirat/modhakira_wahda7_3as.docx
+++ b/documents/3as/modhakirat/modhakira_wahda7_3as.docx
@@ -70,7 +70,7 @@
                 <w:szCs w:val="30"/>
                 <w:rtl/>
               </w:rPr>
-              <w:t xml:space="preserve">11 مذكرة (22 ساعة) ، منها 2 لشعبتي رياضيات وتقني رياضي – 2026-2027</w:t>
+              <w:t xml:space="preserve">11 مذكرة (22 ساعة) – السنة الدراسية 2026-2027</w:t>
             </w:r>
           </w:p>
         </w:tc>
@@ -194,27 +194,7 @@
               <w:rPr>
                 <w:rtl/>
               </w:rPr>
-              <w:t xml:space="preserve">القوائم والترتيبات</w:t>
-            </w:r>
-            <w:r>
-              <w:rPr>
-                <w:rtl/>
-              </w:rPr>
-              <w:t xml:space="preserve"> </w:t>
-            </w:r>
-            <w:r>
-              <w:rPr>
-                <w:b/>
-                <w:bCs/>
-                <w:rtl/>
-              </w:rPr>
-              <w:t xml:space="preserve">(رياضيات وتقني رياضي)</w:t>
-            </w:r>
-            <w:r>
-              <w:rPr>
-                <w:rtl/>
-              </w:rPr>
-              <w:t xml:space="preserve">.</w:t>
+              <w:t xml:space="preserve">القوائم والترتيبات.</w:t>
             </w:r>
           </w:p>
           <w:p>
@@ -229,27 +209,7 @@
               <w:rPr>
                 <w:rtl/>
               </w:rPr>
-              <w:t xml:space="preserve">التبديلات واختيار أداة العد</w:t>
-            </w:r>
-            <w:r>
-              <w:rPr>
-                <w:rtl/>
-              </w:rPr>
-              <w:t xml:space="preserve"> </w:t>
-            </w:r>
-            <w:r>
-              <w:rPr>
-                <w:b/>
-                <w:bCs/>
-                <w:rtl/>
-              </w:rPr>
-              <w:t xml:space="preserve">(رياضيات وتقني رياضي)</w:t>
-            </w:r>
-            <w:r>
-              <w:rPr>
-                <w:rtl/>
-              </w:rPr>
-              <w:t xml:space="preserve">.</w:t>
+              <w:t xml:space="preserve">التبديلات واختيار أداة العد.</w:t>
             </w:r>
           </w:p>
           <w:p>
@@ -294,7 +254,27 @@
               <w:rPr>
                 <w:rtl/>
               </w:rPr>
-              <w:t xml:space="preserve">الاحتمالات الشرطية.</w:t>
+              <w:t xml:space="preserve">الاحتمالات الشرطية</w:t>
+            </w:r>
+            <w:r>
+              <w:rPr>
+                <w:rtl/>
+              </w:rPr>
+              <w:t xml:space="preserve"> </w:t>
+            </w:r>
+            <w:r>
+              <w:rPr>
+                <w:b/>
+                <w:bCs/>
+                <w:rtl/>
+              </w:rPr>
+              <w:t xml:space="preserve">(علوم تجريبية ورياضيات)</w:t>
+            </w:r>
+            <w:r>
+              <w:rPr>
+                <w:rtl/>
+              </w:rPr>
+              <w:t xml:space="preserve">.</w:t>
             </w:r>
           </w:p>
           <w:p>
@@ -309,7 +289,27 @@
               <w:rPr>
                 <w:rtl/>
               </w:rPr>
-              <w:t xml:space="preserve">شجرة الاحتمالات ، دستور الاحتمالات الكلية.</w:t>
+              <w:t xml:space="preserve">شجرة الاحتمالات ، دستور الاحتمالات الكلية</w:t>
+            </w:r>
+            <w:r>
+              <w:rPr>
+                <w:rtl/>
+              </w:rPr>
+              <w:t xml:space="preserve"> </w:t>
+            </w:r>
+            <w:r>
+              <w:rPr>
+                <w:b/>
+                <w:bCs/>
+                <w:rtl/>
+              </w:rPr>
+              <w:t xml:space="preserve">(علوم تجريبية ورياضيات)</w:t>
+            </w:r>
+            <w:r>
+              <w:rPr>
+                <w:rtl/>
+              </w:rPr>
+              <w:t xml:space="preserve">.</w:t>
             </w:r>
           </w:p>
           <w:p>
@@ -324,7 +324,27 @@
               <w:rPr>
                 <w:rtl/>
               </w:rPr>
-              <w:t xml:space="preserve">الحوادث المستقلة.</w:t>
+              <w:t xml:space="preserve">الحوادث المستقلة</w:t>
+            </w:r>
+            <w:r>
+              <w:rPr>
+                <w:rtl/>
+              </w:rPr>
+              <w:t xml:space="preserve"> </w:t>
+            </w:r>
+            <w:r>
+              <w:rPr>
+                <w:b/>
+                <w:bCs/>
+                <w:rtl/>
+              </w:rPr>
+              <w:t xml:space="preserve">(علوم تجريبية ورياضيات)</w:t>
+            </w:r>
+            <w:r>
+              <w:rPr>
+                <w:rtl/>
+              </w:rPr>
+              <w:t xml:space="preserve">.</w:t>
             </w:r>
           </w:p>
           <w:p>
@@ -350,7 +370,7 @@
               <w:rPr>
                 <w:rtl/>
               </w:rPr>
-              <w:t xml:space="preserve">مراجع النشاطات والتمارين: الكتاب المدرسي للسنة الثالثة ثانوي ، الجزء الثاني (باب الاحتمالات: نشاط ص 201 ، تمارين ص 219–224). المذكرتان 49 و 50 خاصتان بشعبتي رياضيات وتقني رياضي (القوائم ، الترتيبات ، التبديلات) ؛ شعبة العلوم التجريبية تكتفي بالتوفيقات ودستور ثنائي الحد.</w:t>
+              <w:t xml:space="preserve">مراجع النشاطات والتمارين: الكتاب المدرسي للسنة الثالثة ثانوي ، الجزء الثاني (باب الاحتمالات: نشاط ص 201 ، تمارين ص 219–224). القوائم والترتيبات والتوفيقات لكل الشعب العلمية. المذكرات 53 و 54 و 55 (الاحتمالات الشرطية ، شجرة الاحتمالات ، الاستقلال) لا تدرسها شعبة تقني رياضي.</w:t>
             </w:r>
           </w:p>
         </w:tc>
@@ -474,7 +494,7 @@
                     <w:rPr>
                       <w:rtl/>
                     </w:rPr>
-                    <w:t xml:space="preserve">3 ع ت</w:t>
+                    <w:t xml:space="preserve">3 ع ت / 3 ر / 3 ت ر</w:t>
                   </w:r>
                 </w:p>
               </w:tc>
@@ -2205,7 +2225,7 @@
                     <w:rPr>
                       <w:rtl/>
                     </w:rPr>
-                    <w:t xml:space="preserve">3 ع ت</w:t>
+                    <w:t xml:space="preserve">3 ع ت / 3 ر / 3 ت ر</w:t>
                   </w:r>
                 </w:p>
               </w:tc>
@@ -4255,7 +4275,7 @@
                     <w:rPr>
                       <w:rtl/>
                     </w:rPr>
-                    <w:t xml:space="preserve">3 ع ت</w:t>
+                    <w:t xml:space="preserve">3 ع ت / 3 ر / 3 ت ر</w:t>
                   </w:r>
                 </w:p>
               </w:tc>
@@ -5864,7 +5884,7 @@
                     <w:rPr>
                       <w:rtl/>
                     </w:rPr>
-                    <w:t xml:space="preserve">3 ر / 3 ت ر</w:t>
+                    <w:t xml:space="preserve">3 ع ت / 3 ر / 3 ت ر</w:t>
                   </w:r>
                 </w:p>
               </w:tc>
@@ -6080,7 +6100,7 @@
                     <w:rPr>
                       <w:rtl/>
                     </w:rPr>
-                    <w:t xml:space="preserve">القوائم والترتيبات (شعبتا رياضيات وتقني رياضي)</w:t>
+                    <w:t xml:space="preserve">القوائم والترتيبات</w:t>
                   </w:r>
                 </w:p>
               </w:tc>
@@ -7871,7 +7891,7 @@
                     <w:rPr>
                       <w:rtl/>
                     </w:rPr>
-                    <w:t xml:space="preserve">3 ر / 3 ت ر</w:t>
+                    <w:t xml:space="preserve">3 ع ت / 3 ر / 3 ت ر</w:t>
                   </w:r>
                 </w:p>
               </w:tc>
@@ -8087,7 +8107,7 @@
                     <w:rPr>
                       <w:rtl/>
                     </w:rPr>
-                    <w:t xml:space="preserve">التبديلات واختيار أداة العد (شعبتا رياضيات وتقني رياضي)</w:t>
+                    <w:t xml:space="preserve">التبديلات واختيار أداة العد</w:t>
                   </w:r>
                 </w:p>
               </w:tc>
@@ -9442,7 +9462,7 @@
                     <w:rPr>
                       <w:rtl/>
                     </w:rPr>
-                    <w:t xml:space="preserve">3 ع ت</w:t>
+                    <w:t xml:space="preserve">3 ع ت / 3 ر / 3 ت ر</w:t>
                   </w:r>
                 </w:p>
               </w:tc>
@@ -11496,7 +11516,7 @@
                     <w:rPr>
                       <w:rtl/>
                     </w:rPr>
-                    <w:t xml:space="preserve">3 ع ت</w:t>
+                    <w:t xml:space="preserve">3 ع ت / 3 ر / 3 ت ر</w:t>
                   </w:r>
                 </w:p>
               </w:tc>
@@ -13374,7 +13394,7 @@
                     <w:rPr>
                       <w:rtl/>
                     </w:rPr>
-                    <w:t xml:space="preserve">3 ع ت</w:t>
+                    <w:t xml:space="preserve">3 ع ت / 3 ر</w:t>
                   </w:r>
                 </w:p>
               </w:tc>
@@ -13590,7 +13610,7 @@
                     <w:rPr>
                       <w:rtl/>
                     </w:rPr>
-                    <w:t xml:space="preserve">الاحتمالات الشرطية</w:t>
+                    <w:t xml:space="preserve">الاحتمالات الشرطية (علوم تجريبية ورياضيات)</w:t>
                   </w:r>
                 </w:p>
               </w:tc>
@@ -15469,7 +15489,7 @@
                     <w:rPr>
                       <w:rtl/>
                     </w:rPr>
-                    <w:t xml:space="preserve">3 ع ت</w:t>
+                    <w:t xml:space="preserve">3 ع ت / 3 ر</w:t>
                   </w:r>
                 </w:p>
               </w:tc>
@@ -15685,7 +15705,7 @@
                     <w:rPr>
                       <w:rtl/>
                     </w:rPr>
-                    <w:t xml:space="preserve">شجرة الاحتمالات ، دستور الاحتمالات الكلية</w:t>
+                    <w:t xml:space="preserve">شجرة الاحتمالات ، دستور الاحتمالات الكلية (علوم تجريبية ورياضيات)</w:t>
                   </w:r>
                 </w:p>
               </w:tc>
@@ -17535,7 +17555,7 @@
                     <w:rPr>
                       <w:rtl/>
                     </w:rPr>
-                    <w:t xml:space="preserve">3 ع ت</w:t>
+                    <w:t xml:space="preserve">3 ع ت / 3 ر</w:t>
                   </w:r>
                 </w:p>
               </w:tc>
@@ -17751,7 +17771,7 @@
                     <w:rPr>
                       <w:rtl/>
                     </w:rPr>
-                    <w:t xml:space="preserve">الحوادث المستقلة</w:t>
+                    <w:t xml:space="preserve">الحوادث المستقلة (علوم تجريبية ورياضيات)</w:t>
                   </w:r>
                 </w:p>
               </w:tc>
@@ -19666,7 +19686,7 @@
                     <w:rPr>
                       <w:rtl/>
                     </w:rPr>
-                    <w:t xml:space="preserve">3 ع ت</w:t>
+                    <w:t xml:space="preserve">3 ع ت / 3 ر / 3 ت ر</w:t>
                   </w:r>
                 </w:p>
               </w:tc>
